--- a/Unity_ads.docx
+++ b/Unity_ads.docx
@@ -2,7 +2,7 @@
 <file path=word/document.xml><?xml version="1.0" encoding="utf-8"?>
 <w:document xmlns:w="http://schemas.openxmlformats.org/wordprocessingml/2006/main" xmlns:m="http://schemas.openxmlformats.org/officeDocument/2006/math" xmlns:r="http://schemas.openxmlformats.org/officeDocument/2006/relationships" xmlns:o="urn:schemas-microsoft-com:office:office" xmlns:v="urn:schemas-microsoft-com:vml" xmlns:w10="urn:schemas-microsoft-com:office:word" xmlns:a="http://schemas.openxmlformats.org/drawingml/2006/main" xmlns:pic="http://schemas.openxmlformats.org/drawingml/2006/picture" xmlns:wp="http://schemas.openxmlformats.org/drawingml/2006/wordprocessingDrawing">
   <w:body>
-    <w:bookmarkStart w:id="16" w:name="X4e904308b614432ef5e033b277032b24e1e5f62"/>
+    <w:bookmarkStart w:id="65" w:name="X4e904308b614432ef5e033b277032b24e1e5f62"/>
     <w:p>
       <w:pPr>
         <w:pStyle w:val="Heading1"/>
@@ -20,7 +20,7 @@
           <w:i/>
           <w:iCs/>
         </w:rPr>
-        <w:t xml:space="preserve">Compiled: 2026-07-24. Sources: Unity investor filings, Unity.com product/Grow pages, Unity</w:t>
+        <w:t xml:space="preserve">Compiled: 2026-07-24. Sources linked inline (updated 2026-07-27). Where a figure is a Unity-published claim it is marked; where the exact number is not publicly disclosed, that is stated explicitly. Figures that could</w:t>
       </w:r>
       <w:r>
         <w:rPr>
@@ -31,10 +31,12 @@
       </w:r>
       <w:r>
         <w:rPr>
+          <w:b/>
+          <w:bCs/>
           <w:i/>
           <w:iCs/>
         </w:rPr>
-        <w:t xml:space="preserve">“By The Numbers”</w:t>
+        <w:t xml:space="preserve">not</w:t>
       </w:r>
       <w:r>
         <w:rPr>
@@ -48,7 +50,7 @@
           <w:i/>
           <w:iCs/>
         </w:rPr>
-        <w:t xml:space="preserve">&amp; Gaming Reports, and industry/press coverage. Where a figure is a Unity-published claim it is marked; where the exact number is not publicly disclosed, that is stated explicitly.</w:t>
+        <w:t xml:space="preserve">be confirmed against a current public source are flagged with ⚑.</w:t>
       </w:r>
     </w:p>
     <w:p>
@@ -58,7 +60,7 @@
         </w:pict>
       </w:r>
     </w:p>
-    <w:bookmarkStart w:id="9" w:name="Xf1d84fe28e24c9bfd49a020ef04f0d8d0b4c5ac"/>
+    <w:bookmarkStart w:id="16" w:name="Xf1d84fe28e24c9bfd49a020ef04f0d8d0b4c5ac"/>
     <w:p>
       <w:pPr>
         <w:pStyle w:val="Heading2"/>
@@ -273,14 +275,36 @@
               <w:pStyle w:val="Compact"/>
             </w:pPr>
             <w:r>
-              <w:t xml:space="preserve">Apr–Jul 2015, Unity</w:t>
+              <w:t xml:space="preserve">Apr–Jul 2015 —</w:t>
             </w:r>
             <w:r>
               <w:t xml:space="preserve"> </w:t>
             </w:r>
-            <w:r>
-              <w:t xml:space="preserve">“By The Numbers”</w:t>
-            </w:r>
+            <w:hyperlink r:id="rId9">
+              <w:r>
+                <w:rPr>
+                  <w:rStyle w:val="Hyperlink"/>
+                </w:rPr>
+                <w:t xml:space="preserve">Unity press release</w:t>
+              </w:r>
+            </w:hyperlink>
+            <w:r>
+              <w:t xml:space="preserve"> </w:t>
+            </w:r>
+            <w:r>
+              <w:t xml:space="preserve">·</w:t>
+            </w:r>
+            <w:r>
+              <w:t xml:space="preserve"> </w:t>
+            </w:r>
+            <w:hyperlink r:id="rId10">
+              <w:r>
+                <w:rPr>
+                  <w:rStyle w:val="Hyperlink"/>
+                </w:rPr>
+                <w:t xml:space="preserve">report PDF</w:t>
+              </w:r>
+            </w:hyperlink>
           </w:p>
         </w:tc>
       </w:tr>
@@ -340,8 +364,36 @@
               <w:pStyle w:val="Compact"/>
             </w:pPr>
             <w:r>
-              <w:t xml:space="preserve">Apr–Jul 2015, same report</w:t>
-            </w:r>
+              <w:t xml:space="preserve">Apr–Jul 2015 —</w:t>
+            </w:r>
+            <w:r>
+              <w:t xml:space="preserve"> </w:t>
+            </w:r>
+            <w:hyperlink r:id="rId10">
+              <w:r>
+                <w:rPr>
+                  <w:rStyle w:val="Hyperlink"/>
+                </w:rPr>
+                <w:t xml:space="preserve">same PDF</w:t>
+              </w:r>
+            </w:hyperlink>
+            <w:r>
+              <w:t xml:space="preserve"> </w:t>
+            </w:r>
+            <w:r>
+              <w:t xml:space="preserve">·</w:t>
+            </w:r>
+            <w:r>
+              <w:t xml:space="preserve"> </w:t>
+            </w:r>
+            <w:hyperlink r:id="rId11">
+              <w:r>
+                <w:rPr>
+                  <w:rStyle w:val="Hyperlink"/>
+                </w:rPr>
+                <w:t xml:space="preserve">GamesIndustry.biz</w:t>
+              </w:r>
+            </w:hyperlink>
           </w:p>
         </w:tc>
       </w:tr>
@@ -395,8 +447,36 @@
               <w:pStyle w:val="Compact"/>
             </w:pPr>
             <w:r>
-              <w:t xml:space="preserve">2020, Unity 2021 Gaming Report</w:t>
-            </w:r>
+              <w:t xml:space="preserve">2020 —</w:t>
+            </w:r>
+            <w:r>
+              <w:t xml:space="preserve"> </w:t>
+            </w:r>
+            <w:hyperlink r:id="rId12">
+              <w:r>
+                <w:rPr>
+                  <w:rStyle w:val="Hyperlink"/>
+                </w:rPr>
+                <w:t xml:space="preserve">Unity 2021 Gaming Report</w:t>
+              </w:r>
+            </w:hyperlink>
+            <w:r>
+              <w:t xml:space="preserve"> </w:t>
+            </w:r>
+            <w:r>
+              <w:t xml:space="preserve">·</w:t>
+            </w:r>
+            <w:r>
+              <w:t xml:space="preserve"> </w:t>
+            </w:r>
+            <w:hyperlink r:id="rId13">
+              <w:r>
+                <w:rPr>
+                  <w:rStyle w:val="Hyperlink"/>
+                </w:rPr>
+                <w:t xml:space="preserve">PocketGamer.biz</w:t>
+              </w:r>
+            </w:hyperlink>
           </w:p>
         </w:tc>
       </w:tr>
@@ -450,8 +530,19 @@
               <w:pStyle w:val="Compact"/>
             </w:pPr>
             <w:r>
-              <w:t xml:space="preserve">2020, same report</w:t>
-            </w:r>
+              <w:t xml:space="preserve">2020 —</w:t>
+            </w:r>
+            <w:r>
+              <w:t xml:space="preserve"> </w:t>
+            </w:r>
+            <w:hyperlink r:id="rId12">
+              <w:r>
+                <w:rPr>
+                  <w:rStyle w:val="Hyperlink"/>
+                </w:rPr>
+                <w:t xml:space="preserve">Unity 2021 Gaming Report</w:t>
+              </w:r>
+            </w:hyperlink>
           </w:p>
         </w:tc>
       </w:tr>
@@ -462,24 +553,18 @@
             <w:pPr>
               <w:pStyle w:val="Compact"/>
             </w:pPr>
-            <w:r>
-              <w:t xml:space="preserve">Combined Unity + ironSource</w:t>
-            </w:r>
-            <w:r>
-              <w:t xml:space="preserve"> </w:t>
-            </w:r>
             <w:r>
               <w:rPr>
                 <w:b/>
                 <w:bCs/>
               </w:rPr>
-              <w:t xml:space="preserve">monthly active users</w:t>
+              <w:t xml:space="preserve">Unique monthly active devices</w:t>
             </w:r>
             <w:r>
               <w:t xml:space="preserve"> </w:t>
             </w:r>
             <w:r>
-              <w:t xml:space="preserve">(reach)</w:t>
+              <w:t xml:space="preserve">on Made-with-Unity apps</w:t>
             </w:r>
           </w:p>
         </w:tc>
@@ -505,8 +590,19 @@
               <w:pStyle w:val="Compact"/>
             </w:pPr>
             <w:r>
-              <w:t xml:space="preserve">2022 merger materials</w:t>
-            </w:r>
+              <w:t xml:space="preserve">Dec 2025 data, cited 2026 —</w:t>
+            </w:r>
+            <w:r>
+              <w:t xml:space="preserve"> </w:t>
+            </w:r>
+            <w:hyperlink r:id="rId14">
+              <w:r>
+                <w:rPr>
+                  <w:rStyle w:val="Hyperlink"/>
+                </w:rPr>
+                <w:t xml:space="preserve">Unity data via Odeeo</w:t>
+              </w:r>
+            </w:hyperlink>
           </w:p>
         </w:tc>
       </w:tr>
@@ -554,8 +650,19 @@
               <w:pStyle w:val="Compact"/>
             </w:pPr>
             <w:r>
-              <w:t xml:space="preserve">2024 Unity Gaming Report</w:t>
-            </w:r>
+              <w:t xml:space="preserve">2024 —</w:t>
+            </w:r>
+            <w:r>
+              <w:t xml:space="preserve"> </w:t>
+            </w:r>
+            <w:hyperlink r:id="rId15">
+              <w:r>
+                <w:rPr>
+                  <w:rStyle w:val="Hyperlink"/>
+                </w:rPr>
+                <w:t xml:space="preserve">Unity press release</w:t>
+              </w:r>
+            </w:hyperlink>
           </w:p>
         </w:tc>
       </w:tr>
@@ -688,14 +795,49 @@
       </w:r>
     </w:p>
     <w:p>
+      <w:pPr>
+        <w:pStyle w:val="BlockText"/>
+      </w:pPr>
+      <w:r>
+        <w:t xml:space="preserve">One partial exception, from 2021: Unity disclosed</w:t>
+      </w:r>
+      <w:r>
+        <w:t xml:space="preserve"> </w:t>
+      </w:r>
+      <w:r>
+        <w:rPr>
+          <w:b/>
+          <w:bCs/>
+        </w:rPr>
+        <w:t xml:space="preserve">253 million+ new users/installs per month</w:t>
+      </w:r>
+      <w:r>
+        <w:t xml:space="preserve"> </w:t>
+      </w:r>
+      <w:r>
+        <w:t xml:space="preserve">delivered for Unity developers via Unity Ads, and 164M average daily ad viewers, in the six months ended Dec 31 2020 (</w:t>
+      </w:r>
+      <w:hyperlink r:id="rId13">
+        <w:r>
+          <w:rPr>
+            <w:rStyle w:val="Hyperlink"/>
+          </w:rPr>
+          <w:t xml:space="preserve">PocketGamer.biz, PGC Digital</w:t>
+        </w:r>
+      </w:hyperlink>
+      <w:r>
+        <w:t xml:space="preserve">). Unity has not repeated this disclosure since.</w:t>
+      </w:r>
+    </w:p>
+    <w:p>
       <w:r>
         <w:pict>
           <v:rect style="width:0;height:1.5pt" o:hralign="center" o:hrstd="t" o:hr="t"/>
         </w:pict>
       </w:r>
     </w:p>
-    <w:bookmarkEnd w:id="9"/>
-    <w:bookmarkStart w:id="10" w:name="what-unity-ads-is-today"/>
+    <w:bookmarkEnd w:id="16"/>
+    <w:bookmarkStart w:id="28" w:name="what-unity-ads-is-today"/>
     <w:p>
       <w:pPr>
         <w:pStyle w:val="Heading2"/>
@@ -721,7 +863,18 @@
         <w:pStyle w:val="FirstParagraph"/>
       </w:pPr>
       <w:r>
-        <w:t xml:space="preserve">Unity’s business has two segments:</w:t>
+        <w:t xml:space="preserve">Unity’s business has two segments (</w:t>
+      </w:r>
+      <w:hyperlink r:id="rId17">
+        <w:r>
+          <w:rPr>
+            <w:rStyle w:val="Hyperlink"/>
+          </w:rPr>
+          <w:t xml:space="preserve">Q1 2026 results</w:t>
+        </w:r>
+      </w:hyperlink>
+      <w:r>
+        <w:t xml:space="preserve">):</w:t>
       </w:r>
       <w:r>
         <w:t xml:space="preserve"> </w:t>
@@ -829,7 +982,18 @@
         <w:t xml:space="preserve"> </w:t>
       </w:r>
       <w:r>
-        <w:t xml:space="preserve">(the core ad network, now powered by the AI engine</w:t>
+        <w:t xml:space="preserve">(</w:t>
+      </w:r>
+      <w:hyperlink r:id="rId18">
+        <w:r>
+          <w:rPr>
+            <w:rStyle w:val="Hyperlink"/>
+          </w:rPr>
+          <w:t xml:space="preserve">unity.com/products/unity-ads</w:t>
+        </w:r>
+      </w:hyperlink>
+      <w:r>
+        <w:t xml:space="preserve">), now powered by the AI engine</w:t>
       </w:r>
       <w:r>
         <w:t xml:space="preserve"> </w:t>
@@ -842,6 +1006,20 @@
         <w:t xml:space="preserve">Unity Vector</w:t>
       </w:r>
       <w:r>
+        <w:t xml:space="preserve"> </w:t>
+      </w:r>
+      <w:r>
+        <w:t xml:space="preserve">(</w:t>
+      </w:r>
+      <w:hyperlink r:id="rId19">
+        <w:r>
+          <w:rPr>
+            <w:rStyle w:val="Hyperlink"/>
+          </w:rPr>
+          <w:t xml:space="preserve">product page</w:t>
+        </w:r>
+      </w:hyperlink>
+      <w:r>
         <w:t xml:space="preserve">)</w:t>
       </w:r>
       <w:r>
@@ -864,7 +1042,18 @@
         <w:t xml:space="preserve"> </w:t>
       </w:r>
       <w:r>
-        <w:t xml:space="preserve">(mediation, from ironSource)</w:t>
+        <w:t xml:space="preserve">— mediation, from ironSource (</w:t>
+      </w:r>
+      <w:hyperlink r:id="rId20">
+        <w:r>
+          <w:rPr>
+            <w:rStyle w:val="Hyperlink"/>
+          </w:rPr>
+          <w:t xml:space="preserve">product page</w:t>
+        </w:r>
+      </w:hyperlink>
+      <w:r>
+        <w:t xml:space="preserve">)</w:t>
       </w:r>
       <w:r>
         <w:t xml:space="preserve"> </w:t>
@@ -886,6 +1075,23 @@
         <w:t xml:space="preserve"> </w:t>
       </w:r>
       <w:r>
+        <w:t xml:space="preserve">(</w:t>
+      </w:r>
+      <w:hyperlink r:id="rId21">
+        <w:r>
+          <w:rPr>
+            <w:rStyle w:val="Hyperlink"/>
+          </w:rPr>
+          <w:t xml:space="preserve">product page</w:t>
+        </w:r>
+      </w:hyperlink>
+      <w:r>
+        <w:t xml:space="preserve">)</w:t>
+      </w:r>
+      <w:r>
+        <w:t xml:space="preserve"> </w:t>
+      </w:r>
+      <w:r>
         <w:t xml:space="preserve">-</w:t>
       </w:r>
       <w:r>
@@ -902,7 +1108,18 @@
         <w:t xml:space="preserve"> </w:t>
       </w:r>
       <w:r>
-        <w:t xml:space="preserve">(on-device / OEM advertising, from ironSource)</w:t>
+        <w:t xml:space="preserve">— on-device / OEM advertising, from ironSource (</w:t>
+      </w:r>
+      <w:hyperlink r:id="rId22">
+        <w:r>
+          <w:rPr>
+            <w:rStyle w:val="Hyperlink"/>
+          </w:rPr>
+          <w:t xml:space="preserve">product page</w:t>
+        </w:r>
+      </w:hyperlink>
+      <w:r>
+        <w:t xml:space="preserve">)</w:t>
       </w:r>
       <w:r>
         <w:t xml:space="preserve"> </w:t>
@@ -924,7 +1141,18 @@
         <w:t xml:space="preserve"> </w:t>
       </w:r>
       <w:r>
-        <w:t xml:space="preserve">(connected-TV advertising)</w:t>
+        <w:t xml:space="preserve">— connected-TV advertising (</w:t>
+      </w:r>
+      <w:hyperlink r:id="rId23">
+        <w:r>
+          <w:rPr>
+            <w:rStyle w:val="Hyperlink"/>
+          </w:rPr>
+          <w:t xml:space="preserve">solutions page</w:t>
+        </w:r>
+      </w:hyperlink>
+      <w:r>
+        <w:t xml:space="preserve">)</w:t>
       </w:r>
       <w:r>
         <w:t xml:space="preserve"> </w:t>
@@ -956,7 +1184,41 @@
           <w:b/>
           <w:bCs/>
         </w:rPr>
-        <w:t xml:space="preserve">being shut down April 30, 2026</w:t>
+        <w:t xml:space="preserve">shut down April 30, 2026</w:t>
+      </w:r>
+      <w:r>
+        <w:t xml:space="preserve"> </w:t>
+      </w:r>
+      <w:r>
+        <w:t xml:space="preserve">(</w:t>
+      </w:r>
+      <w:hyperlink r:id="rId24">
+        <w:r>
+          <w:rPr>
+            <w:rStyle w:val="Hyperlink"/>
+          </w:rPr>
+          <w:t xml:space="preserve">investor update</w:t>
+        </w:r>
+      </w:hyperlink>
+      <w:r>
+        <w:t xml:space="preserve"> </w:t>
+      </w:r>
+      <w:r>
+        <w:t xml:space="preserve">·</w:t>
+      </w:r>
+      <w:r>
+        <w:t xml:space="preserve"> </w:t>
+      </w:r>
+      <w:hyperlink r:id="rId25">
+        <w:r>
+          <w:rPr>
+            <w:rStyle w:val="Hyperlink"/>
+          </w:rPr>
+          <w:t xml:space="preserve">GamesIndustry.biz</w:t>
+        </w:r>
+      </w:hyperlink>
+      <w:r>
+        <w:t xml:space="preserve">)</w:t>
       </w:r>
       <w:r>
         <w:t xml:space="preserve"> </w:t>
@@ -988,7 +1250,41 @@
           <w:b/>
           <w:bCs/>
         </w:rPr>
-        <w:t xml:space="preserve">being divested (announced March 2026)</w:t>
+        <w:t xml:space="preserve">being divested; announced March 26, 2026</w:t>
+      </w:r>
+      <w:r>
+        <w:t xml:space="preserve"> </w:t>
+      </w:r>
+      <w:r>
+        <w:t xml:space="preserve">(</w:t>
+      </w:r>
+      <w:hyperlink r:id="rId26">
+        <w:r>
+          <w:rPr>
+            <w:rStyle w:val="Hyperlink"/>
+          </w:rPr>
+          <w:t xml:space="preserve">Game Developer</w:t>
+        </w:r>
+      </w:hyperlink>
+      <w:r>
+        <w:t xml:space="preserve"> </w:t>
+      </w:r>
+      <w:r>
+        <w:t xml:space="preserve">·</w:t>
+      </w:r>
+      <w:r>
+        <w:t xml:space="preserve"> </w:t>
+      </w:r>
+      <w:hyperlink r:id="rId27">
+        <w:r>
+          <w:rPr>
+            <w:rStyle w:val="Hyperlink"/>
+          </w:rPr>
+          <w:t xml:space="preserve">mobilegamer.biz</w:t>
+        </w:r>
+      </w:hyperlink>
+      <w:r>
+        <w:t xml:space="preserve">)</w:t>
       </w:r>
     </w:p>
     <w:p>
@@ -998,8 +1294,8 @@
         </w:pict>
       </w:r>
     </w:p>
-    <w:bookmarkEnd w:id="10"/>
-    <w:bookmarkStart w:id="11" w:name="Xe55e4f225308fe5132634c9deb58ecdb31eff41"/>
+    <w:bookmarkEnd w:id="28"/>
+    <w:bookmarkStart w:id="34" w:name="Xe55e4f225308fe5132634c9deb58ecdb31eff41"/>
     <w:p>
       <w:pPr>
         <w:pStyle w:val="Heading2"/>
@@ -1039,7 +1335,35 @@
         <w:t xml:space="preserve"> </w:t>
       </w:r>
       <w:r>
-        <w:t xml:space="preserve">for apps built in Unity (2020).</w:t>
+        <w:t xml:space="preserve">for apps built in Unity (2020) —</w:t>
+      </w:r>
+      <w:r>
+        <w:t xml:space="preserve"> </w:t>
+      </w:r>
+      <w:hyperlink r:id="rId12">
+        <w:r>
+          <w:rPr>
+            <w:rStyle w:val="Hyperlink"/>
+          </w:rPr>
+          <w:t xml:space="preserve">Unity 2021 Gaming Report</w:t>
+        </w:r>
+      </w:hyperlink>
+      <w:r>
+        <w:t xml:space="preserve">; restated for 2021 in</w:t>
+      </w:r>
+      <w:r>
+        <w:t xml:space="preserve"> </w:t>
+      </w:r>
+      <w:hyperlink r:id="rId29">
+        <w:r>
+          <w:rPr>
+            <w:rStyle w:val="Hyperlink"/>
+          </w:rPr>
+          <w:t xml:space="preserve">Unity’s 2022 Gaming Report release</w:t>
+        </w:r>
+      </w:hyperlink>
+      <w:r>
+        <w:t xml:space="preserve">.</w:t>
       </w:r>
       <w:r>
         <w:t xml:space="preserve"> </w:t>
@@ -1061,7 +1385,61 @@
         <w:t xml:space="preserve"> </w:t>
       </w:r>
       <w:r>
-        <w:t xml:space="preserve">engaging with Unity-powered content (2020).</w:t>
+        <w:t xml:space="preserve">engaging with Unity-powered content (2020) —</w:t>
+      </w:r>
+      <w:r>
+        <w:t xml:space="preserve"> </w:t>
+      </w:r>
+      <w:hyperlink r:id="rId12">
+        <w:r>
+          <w:rPr>
+            <w:rStyle w:val="Hyperlink"/>
+          </w:rPr>
+          <w:t xml:space="preserve">Unity 2021 Gaming Report</w:t>
+        </w:r>
+      </w:hyperlink>
+      <w:r>
+        <w:t xml:space="preserve">. ⚑ Note: Unity’s own later disclosure is</w:t>
+      </w:r>
+      <w:r>
+        <w:t xml:space="preserve"> </w:t>
+      </w:r>
+      <w:r>
+        <w:rPr>
+          <w:i/>
+          <w:iCs/>
+        </w:rPr>
+        <w:t xml:space="preserve">higher</w:t>
+      </w:r>
+      <w:r>
+        <w:t xml:space="preserve">, not lower —</w:t>
+      </w:r>
+      <w:r>
+        <w:t xml:space="preserve"> </w:t>
+      </w:r>
+      <w:r>
+        <w:rPr>
+          <w:b/>
+          <w:bCs/>
+        </w:rPr>
+        <w:t xml:space="preserve">3.9 billion</w:t>
+      </w:r>
+      <w:r>
+        <w:t xml:space="preserve"> </w:t>
+      </w:r>
+      <w:r>
+        <w:t xml:space="preserve">monthly active end-users on average in Q4 2021 (</w:t>
+      </w:r>
+      <w:hyperlink r:id="rId29">
+        <w:r>
+          <w:rPr>
+            <w:rStyle w:val="Hyperlink"/>
+          </w:rPr>
+          <w:t xml:space="preserve">Unity, 2022 Gaming Report release</w:t>
+        </w:r>
+      </w:hyperlink>
+      <w:r>
+        <w:t xml:space="preserve">).</w:t>
       </w:r>
       <w:r>
         <w:t xml:space="preserve"> </w:t>
@@ -1077,13 +1455,53 @@
           <w:b/>
           <w:bCs/>
         </w:rPr>
-        <w:t xml:space="preserve">3 billion+ combined monthly active users</w:t>
-      </w:r>
-      <w:r>
-        <w:t xml:space="preserve"> </w:t>
-      </w:r>
-      <w:r>
-        <w:t xml:space="preserve">cited for Unity + ironSource at merger (2022).</w:t>
+        <w:t xml:space="preserve">3 billion+ unique monthly active devices</w:t>
+      </w:r>
+      <w:r>
+        <w:t xml:space="preserve"> </w:t>
+      </w:r>
+      <w:r>
+        <w:t xml:space="preserve">for Made-with-Unity apps — current Unity-sourced figure, based on Dec 1 2025 Apptopia/Steam + internal Unity data (</w:t>
+      </w:r>
+      <w:hyperlink r:id="rId14">
+        <w:r>
+          <w:rPr>
+            <w:rStyle w:val="Hyperlink"/>
+          </w:rPr>
+          <w:t xml:space="preserve">Unity data cited by Odeeo</w:t>
+        </w:r>
+      </w:hyperlink>
+      <w:r>
+        <w:t xml:space="preserve">). ⚑ The earlier draft attributed a</w:t>
+      </w:r>
+      <w:r>
+        <w:t xml:space="preserve"> </w:t>
+      </w:r>
+      <w:r>
+        <w:t xml:space="preserve">“3B+ combined Unity + ironSource MAU”</w:t>
+      </w:r>
+      <w:r>
+        <w:t xml:space="preserve"> </w:t>
+      </w:r>
+      <w:r>
+        <w:t xml:space="preserve">figure to 2022 merger materials; the</w:t>
+      </w:r>
+      <w:r>
+        <w:t xml:space="preserve"> </w:t>
+      </w:r>
+      <w:hyperlink r:id="rId30">
+        <w:r>
+          <w:rPr>
+            <w:rStyle w:val="Hyperlink"/>
+          </w:rPr>
+          <w:t xml:space="preserve">merger press release</w:t>
+        </w:r>
+      </w:hyperlink>
+      <w:r>
+        <w:t xml:space="preserve"> </w:t>
+      </w:r>
+      <w:r>
+        <w:t xml:space="preserve">does not state it. Treat 3B+ as a 2025/26 Unity-ecosystem number, not a merger-era one.</w:t>
       </w:r>
     </w:p>
     <w:p>
@@ -1116,7 +1534,44 @@
           <w:b/>
           <w:bCs/>
         </w:rPr>
-        <w:t xml:space="preserve">Apr–Jul 2015):</w:t>
+        <w:t xml:space="preserve">Apr–Jul 2015)</w:t>
+      </w:r>
+      <w:r>
+        <w:t xml:space="preserve"> </w:t>
+      </w:r>
+      <w:r>
+        <w:t xml:space="preserve">—</w:t>
+      </w:r>
+      <w:r>
+        <w:t xml:space="preserve"> </w:t>
+      </w:r>
+      <w:hyperlink r:id="rId9">
+        <w:r>
+          <w:rPr>
+            <w:rStyle w:val="Hyperlink"/>
+          </w:rPr>
+          <w:t xml:space="preserve">Unity press release</w:t>
+        </w:r>
+      </w:hyperlink>
+      <w:r>
+        <w:t xml:space="preserve"> </w:t>
+      </w:r>
+      <w:r>
+        <w:t xml:space="preserve">·</w:t>
+      </w:r>
+      <w:r>
+        <w:t xml:space="preserve"> </w:t>
+      </w:r>
+      <w:hyperlink r:id="rId10">
+        <w:r>
+          <w:rPr>
+            <w:rStyle w:val="Hyperlink"/>
+          </w:rPr>
+          <w:t xml:space="preserve">full report PDF</w:t>
+        </w:r>
+      </w:hyperlink>
+      <w:r>
+        <w:t xml:space="preserve">:</w:t>
       </w:r>
       <w:r>
         <w:t xml:space="preserve"> </w:t>
@@ -1208,7 +1663,21 @@
         <w:t xml:space="preserve">~9 million new devices/day</w:t>
       </w:r>
       <w:r>
-        <w:t xml:space="preserve">.</w:t>
+        <w:t xml:space="preserve"> </w:t>
+      </w:r>
+      <w:r>
+        <w:t xml:space="preserve">(</w:t>
+      </w:r>
+      <w:hyperlink r:id="rId31">
+        <w:r>
+          <w:rPr>
+            <w:rStyle w:val="Hyperlink"/>
+          </w:rPr>
+          <w:t xml:space="preserve">PocketGamer.biz</w:t>
+        </w:r>
+      </w:hyperlink>
+      <w:r>
+        <w:t xml:space="preserve">).</w:t>
       </w:r>
       <w:r>
         <w:t xml:space="preserve"> </w:t>
@@ -1227,7 +1696,21 @@
         <w:t xml:space="preserve">74% Android, 17% iOS</w:t>
       </w:r>
       <w:r>
-        <w:t xml:space="preserve">.</w:t>
+        <w:t xml:space="preserve"> </w:t>
+      </w:r>
+      <w:r>
+        <w:t xml:space="preserve">(</w:t>
+      </w:r>
+      <w:hyperlink r:id="rId11">
+        <w:r>
+          <w:rPr>
+            <w:rStyle w:val="Hyperlink"/>
+          </w:rPr>
+          <w:t xml:space="preserve">GamesIndustry.biz</w:t>
+        </w:r>
+      </w:hyperlink>
+      <w:r>
+        <w:t xml:space="preserve">).</w:t>
       </w:r>
     </w:p>
     <w:p>
@@ -1239,7 +1722,139 @@
           <w:b/>
           <w:bCs/>
         </w:rPr>
-        <w:t xml:space="preserve">On-device advertising (Aura, from ironSource):</w:t>
+        <w:t xml:space="preserve">On-device advertising (Aura, from ironSource)</w:t>
+      </w:r>
+      <w:r>
+        <w:t xml:space="preserve"> </w:t>
+      </w:r>
+      <w:r>
+        <w:t xml:space="preserve">— all from the</w:t>
+      </w:r>
+      <w:r>
+        <w:t xml:space="preserve"> </w:t>
+      </w:r>
+      <w:hyperlink r:id="rId22">
+        <w:r>
+          <w:rPr>
+            <w:rStyle w:val="Hyperlink"/>
+          </w:rPr>
+          <w:t xml:space="preserve">Aura product page</w:t>
+        </w:r>
+      </w:hyperlink>
+      <w:r>
+        <w:t xml:space="preserve"> </w:t>
+      </w:r>
+      <w:r>
+        <w:t xml:space="preserve">and its footnotes:</w:t>
+      </w:r>
+      <w:r>
+        <w:t xml:space="preserve"> </w:t>
+      </w:r>
+      <w:r>
+        <w:t xml:space="preserve">- ⚑</w:t>
+      </w:r>
+      <w:r>
+        <w:t xml:space="preserve"> </w:t>
+      </w:r>
+      <w:r>
+        <w:rPr>
+          <w:b/>
+          <w:bCs/>
+        </w:rPr>
+        <w:t xml:space="preserve">2B+ devices integrated with Aura</w:t>
+      </w:r>
+      <w:r>
+        <w:t xml:space="preserve"> </w:t>
+      </w:r>
+      <w:r>
+        <w:t xml:space="preserve">since inception,</w:t>
+      </w:r>
+      <w:r>
+        <w:t xml:space="preserve"> </w:t>
+      </w:r>
+      <w:r>
+        <w:rPr>
+          <w:i/>
+          <w:iCs/>
+        </w:rPr>
+        <w:t xml:space="preserve">as of December 2024</w:t>
+      </w:r>
+      <w:r>
+        <w:t xml:space="preserve"> </w:t>
+      </w:r>
+      <w:r>
+        <w:t xml:space="preserve">— the live page states 2B+, not the 2.3B/June-2025 figure in the earlier draft. Use 2B+ unless Unity republishes.</w:t>
+      </w:r>
+      <w:r>
+        <w:t xml:space="preserve"> </w:t>
+      </w:r>
+      <w:r>
+        <w:t xml:space="preserve">- Aura reaches</w:t>
+      </w:r>
+      <w:r>
+        <w:t xml:space="preserve"> </w:t>
+      </w:r>
+      <w:r>
+        <w:rPr>
+          <w:b/>
+          <w:bCs/>
+        </w:rPr>
+        <w:t xml:space="preserve">450M+ monthly active users</w:t>
+      </w:r>
+      <w:r>
+        <w:t xml:space="preserve"> </w:t>
+      </w:r>
+      <w:r>
+        <w:t xml:space="preserve">(as of May 2024) and drives</w:t>
+      </w:r>
+      <w:r>
+        <w:t xml:space="preserve"> </w:t>
+      </w:r>
+      <w:r>
+        <w:rPr>
+          <w:b/>
+          <w:bCs/>
+        </w:rPr>
+        <w:t xml:space="preserve">4M+ daily app installs</w:t>
+      </w:r>
+      <w:r>
+        <w:t xml:space="preserve"> </w:t>
+      </w:r>
+      <w:r>
+        <w:t xml:space="preserve">(30-day average as of Jul 25, 2024).</w:t>
+      </w:r>
+      <w:r>
+        <w:t xml:space="preserve"> </w:t>
+      </w:r>
+      <w:r>
+        <w:t xml:space="preserve">- Unity’s UA page separately markets Aura as reaching users on</w:t>
+      </w:r>
+      <w:r>
+        <w:t xml:space="preserve"> </w:t>
+      </w:r>
+      <w:r>
+        <w:rPr>
+          <w:b/>
+          <w:bCs/>
+        </w:rPr>
+        <w:t xml:space="preserve">1 billion+ mobile devices</w:t>
+      </w:r>
+      <w:r>
+        <w:t xml:space="preserve"> </w:t>
+      </w:r>
+      <w:r>
+        <w:t xml:space="preserve">worldwide via telecom-operator/OEM partnerships (</w:t>
+      </w:r>
+      <w:hyperlink r:id="rId23">
+        <w:r>
+          <w:rPr>
+            <w:rStyle w:val="Hyperlink"/>
+          </w:rPr>
+          <w:t xml:space="preserve">user-acquisition page</w:t>
+        </w:r>
+      </w:hyperlink>
+      <w:r>
+        <w:t xml:space="preserve">).</w:t>
       </w:r>
       <w:r>
         <w:t xml:space="preserve"> </w:t>
@@ -1255,57 +1870,27 @@
           <w:b/>
           <w:bCs/>
         </w:rPr>
-        <w:t xml:space="preserve">2.3 billion+ devices integrated with Aura</w:t>
-      </w:r>
-      <w:r>
-        <w:t xml:space="preserve"> </w:t>
-      </w:r>
-      <w:r>
-        <w:t xml:space="preserve">since inception (as of June 2025).</w:t>
-      </w:r>
-      <w:r>
-        <w:t xml:space="preserve"> </w:t>
-      </w:r>
-      <w:r>
-        <w:t xml:space="preserve">- Aura reaches users on</w:t>
-      </w:r>
-      <w:r>
-        <w:t xml:space="preserve"> </w:t>
-      </w:r>
-      <w:r>
-        <w:rPr>
-          <w:b/>
-          <w:bCs/>
-        </w:rPr>
-        <w:t xml:space="preserve">1 billion+ mobile devices</w:t>
-      </w:r>
-      <w:r>
-        <w:t xml:space="preserve"> </w:t>
-      </w:r>
-      <w:r>
-        <w:t xml:space="preserve">worldwide via telecom-operator/OEM partnerships.</w:t>
-      </w:r>
-      <w:r>
-        <w:t xml:space="preserve"> </w:t>
-      </w:r>
-      <w:r>
-        <w:t xml:space="preserve">-</w:t>
-      </w:r>
-      <w:r>
-        <w:t xml:space="preserve"> </w:t>
-      </w:r>
-      <w:r>
-        <w:rPr>
-          <w:b/>
-          <w:bCs/>
-        </w:rPr>
-        <w:t xml:space="preserve">95% of users download 60%+ of their apps within 48 hours</w:t>
-      </w:r>
-      <w:r>
-        <w:t xml:space="preserve"> </w:t>
-      </w:r>
-      <w:r>
-        <w:t xml:space="preserve">of activating a new phone (Unity’s rationale for on-device UA).</w:t>
+        <w:t xml:space="preserve">95% of people download the majority of their apps in the first 48 hours</w:t>
+      </w:r>
+      <w:r>
+        <w:t xml:space="preserve"> </w:t>
+      </w:r>
+      <w:r>
+        <w:t xml:space="preserve">of setting up a new device (Aura, Android, Jun 2023–Jun 2024) —</w:t>
+      </w:r>
+      <w:r>
+        <w:t xml:space="preserve"> </w:t>
+      </w:r>
+      <w:hyperlink r:id="rId22">
+        <w:r>
+          <w:rPr>
+            <w:rStyle w:val="Hyperlink"/>
+          </w:rPr>
+          <w:t xml:space="preserve">Aura page, footnote 3</w:t>
+        </w:r>
+      </w:hyperlink>
+      <w:r>
+        <w:t xml:space="preserve">.</w:t>
       </w:r>
     </w:p>
     <w:p>
@@ -1323,6 +1908,51 @@
         <w:t xml:space="preserve"> </w:t>
       </w:r>
       <w:r>
+        <w:t xml:space="preserve">- ⚑</w:t>
+      </w:r>
+      <w:r>
+        <w:t xml:space="preserve"> </w:t>
+      </w:r>
+      <w:r>
+        <w:rPr>
+          <w:b/>
+          <w:bCs/>
+        </w:rPr>
+        <w:t xml:space="preserve">86% of the top 100 games</w:t>
+      </w:r>
+      <w:r>
+        <w:t xml:space="preserve"> </w:t>
+      </w:r>
+      <w:r>
+        <w:t xml:space="preserve">(worldwide downloads, App Store + Google Play, Jan 4–17 2026) use Unity to grow their games — defined as</w:t>
+      </w:r>
+      <w:r>
+        <w:t xml:space="preserve"> </w:t>
+      </w:r>
+      <w:r>
+        <w:t xml:space="preserve">“more than $1 in activity”</w:t>
+      </w:r>
+      <w:r>
+        <w:t xml:space="preserve"> </w:t>
+      </w:r>
+      <w:r>
+        <w:t xml:space="preserve">via Unity Ads, ironSource Ads, Tapjoy Offerwall, or LevelPlay (</w:t>
+      </w:r>
+      <w:hyperlink r:id="rId14">
+        <w:r>
+          <w:rPr>
+            <w:rStyle w:val="Hyperlink"/>
+          </w:rPr>
+          <w:t xml:space="preserve">Unity data + data.ai, cited by Odeeo</w:t>
+        </w:r>
+      </w:hyperlink>
+      <w:r>
+        <w:t xml:space="preserve">). The 85% / Apr–May 2025 figure in the earlier draft was an older snapshot of the same Unity claim.</w:t>
+      </w:r>
+      <w:r>
+        <w:t xml:space="preserve"> </w:t>
+      </w:r>
+      <w:r>
         <w:t xml:space="preserve">-</w:t>
       </w:r>
       <w:r>
@@ -1333,22 +1963,51 @@
           <w:b/>
           <w:bCs/>
         </w:rPr>
-        <w:t xml:space="preserve">85% of the top 100 games</w:t>
-      </w:r>
-      <w:r>
-        <w:t xml:space="preserve"> </w:t>
-      </w:r>
-      <w:r>
-        <w:t xml:space="preserve">(worldwide downloads, App Store + Google Play, Apr 27–May 10 2025) use Unity growth solutions (</w:t>
-      </w:r>
-      <w:r>
-        <w:t xml:space="preserve">“more than $1 in activity”</w:t>
-      </w:r>
-      <w:r>
-        <w:t xml:space="preserve"> </w:t>
-      </w:r>
-      <w:r>
-        <w:t xml:space="preserve">via Unity’s uAds, iAds, Tapjoy OW, LevelPlay, Aura, or Ad Quality).</w:t>
+        <w:t xml:space="preserve">71% of the top 1,000 mobile games</w:t>
+      </w:r>
+      <w:r>
+        <w:t xml:space="preserve"> </w:t>
+      </w:r>
+      <w:r>
+        <w:t xml:space="preserve">are made with Unity (</w:t>
+      </w:r>
+      <w:hyperlink r:id="rId14">
+        <w:r>
+          <w:rPr>
+            <w:rStyle w:val="Hyperlink"/>
+          </w:rPr>
+          <w:t xml:space="preserve">same source</w:t>
+        </w:r>
+      </w:hyperlink>
+      <w:r>
+        <w:t xml:space="preserve">); Unity said</w:t>
+      </w:r>
+      <w:r>
+        <w:t xml:space="preserve"> </w:t>
+      </w:r>
+      <w:r>
+        <w:rPr>
+          <w:b/>
+          <w:bCs/>
+        </w:rPr>
+        <w:t xml:space="preserve">over 70% of the top 1,000</w:t>
+      </w:r>
+      <w:r>
+        <w:t xml:space="preserve"> </w:t>
+      </w:r>
+      <w:r>
+        <w:t xml:space="preserve">at Unite Seoul 2026 (</w:t>
+      </w:r>
+      <w:hyperlink r:id="rId32">
+        <w:r>
+          <w:rPr>
+            <w:rStyle w:val="Hyperlink"/>
+          </w:rPr>
+          <w:t xml:space="preserve">Unity blog</w:t>
+        </w:r>
+      </w:hyperlink>
+      <w:r>
+        <w:t xml:space="preserve">).</w:t>
       </w:r>
     </w:p>
     <w:p>
@@ -1366,7 +2025,7 @@
         <w:t xml:space="preserve"> </w:t>
       </w:r>
       <w:r>
-        <w:t xml:space="preserve">-</w:t>
+        <w:t xml:space="preserve">- ⚑</w:t>
       </w:r>
       <w:r>
         <w:t xml:space="preserve"> </w:t>
@@ -1382,7 +2041,40 @@
         <w:t xml:space="preserve"> </w:t>
       </w:r>
       <w:r>
-        <w:t xml:space="preserve">on the Tapjoy Offerwall (May 2025 internal data).</w:t>
+        <w:t xml:space="preserve">— this figure is</w:t>
+      </w:r>
+      <w:r>
+        <w:t xml:space="preserve"> </w:t>
+      </w:r>
+      <w:r>
+        <w:rPr>
+          <w:b/>
+          <w:bCs/>
+        </w:rPr>
+        <w:t xml:space="preserve">not</w:t>
+      </w:r>
+      <w:r>
+        <w:t xml:space="preserve"> </w:t>
+      </w:r>
+      <w:r>
+        <w:t xml:space="preserve">on the current</w:t>
+      </w:r>
+      <w:r>
+        <w:t xml:space="preserve"> </w:t>
+      </w:r>
+      <w:hyperlink r:id="rId21">
+        <w:r>
+          <w:rPr>
+            <w:rStyle w:val="Hyperlink"/>
+          </w:rPr>
+          <w:t xml:space="preserve">Tapjoy product page</w:t>
+        </w:r>
+      </w:hyperlink>
+      <w:r>
+        <w:t xml:space="preserve"> </w:t>
+      </w:r>
+      <w:r>
+        <w:t xml:space="preserve">or in any public Unity release I could locate. Treat as unverified until Unity republishes it.</w:t>
       </w:r>
     </w:p>
     <w:p>
@@ -1429,6 +2121,40 @@
         <w:t xml:space="preserve">342 billion+ ad views</w:t>
       </w:r>
       <w:r>
+        <w:t xml:space="preserve"> </w:t>
+      </w:r>
+      <w:r>
+        <w:t xml:space="preserve">—</w:t>
+      </w:r>
+      <w:r>
+        <w:t xml:space="preserve"> </w:t>
+      </w:r>
+      <w:hyperlink r:id="rId15">
+        <w:r>
+          <w:rPr>
+            <w:rStyle w:val="Hyperlink"/>
+          </w:rPr>
+          <w:t xml:space="preserve">Unity press release</w:t>
+        </w:r>
+      </w:hyperlink>
+      <w:r>
+        <w:t xml:space="preserve"> </w:t>
+      </w:r>
+      <w:r>
+        <w:t xml:space="preserve">·</w:t>
+      </w:r>
+      <w:r>
+        <w:t xml:space="preserve"> </w:t>
+      </w:r>
+      <w:hyperlink r:id="rId33">
+        <w:r>
+          <w:rPr>
+            <w:rStyle w:val="Hyperlink"/>
+          </w:rPr>
+          <w:t xml:space="preserve">investor version</w:t>
+        </w:r>
+      </w:hyperlink>
+      <w:r>
         <w:t xml:space="preserve">.</w:t>
       </w:r>
     </w:p>
@@ -1439,8 +2165,8 @@
         </w:pict>
       </w:r>
     </w:p>
-    <w:bookmarkEnd w:id="11"/>
-    <w:bookmarkStart w:id="12" w:name="X62a2017a7a9053eecb24f61c0698c0daa9dbec1"/>
+    <w:bookmarkEnd w:id="34"/>
+    <w:bookmarkStart w:id="48" w:name="X62a2017a7a9053eecb24f61c0698c0daa9dbec1"/>
     <w:p>
       <w:pPr>
         <w:pStyle w:val="Heading2"/>
@@ -1488,7 +2214,35 @@
         <w:t xml:space="preserve"> </w:t>
       </w:r>
       <w:r>
-        <w:t xml:space="preserve">(FY2025), up slightly from $1.81B in FY2024.</w:t>
+        <w:t xml:space="preserve">(FY2025), up slightly from $1.81B in FY2024 —</w:t>
+      </w:r>
+      <w:r>
+        <w:t xml:space="preserve"> </w:t>
+      </w:r>
+      <w:hyperlink r:id="rId35">
+        <w:r>
+          <w:rPr>
+            <w:rStyle w:val="Hyperlink"/>
+          </w:rPr>
+          <w:t xml:space="preserve">Q4 &amp; FY2025 results</w:t>
+        </w:r>
+      </w:hyperlink>
+      <w:r>
+        <w:t xml:space="preserve"> </w:t>
+      </w:r>
+      <w:r>
+        <w:t xml:space="preserve">(</w:t>
+      </w:r>
+      <w:hyperlink r:id="rId36">
+        <w:r>
+          <w:rPr>
+            <w:rStyle w:val="Hyperlink"/>
+          </w:rPr>
+          <w:t xml:space="preserve">PDF</w:t>
+        </w:r>
+      </w:hyperlink>
+      <w:r>
+        <w:t xml:space="preserve">).</w:t>
       </w:r>
     </w:p>
     <w:p>
@@ -1511,10 +2265,11 @@
         <w:tblLook w:firstRow="1" w:lastRow="0" w:firstColumn="0" w:lastColumn="0" w:noHBand="0" w:noVBand="0" w:val="0020"/>
       </w:tblPr>
       <w:tblGrid>
-        <w:gridCol w:w="1980"/>
-        <w:gridCol w:w="1980"/>
-        <w:gridCol w:w="1980"/>
-        <w:gridCol w:w="1980"/>
+        <w:gridCol w:w="1584"/>
+        <w:gridCol w:w="1584"/>
+        <w:gridCol w:w="1584"/>
+        <w:gridCol w:w="1584"/>
+        <w:gridCol w:w="1584"/>
       </w:tblGrid>
       <w:tr>
         <w:trPr>
@@ -1564,6 +2319,17 @@
             </w:r>
           </w:p>
         </w:tc>
+        <w:tc>
+          <w:tcPr/>
+          <w:p>
+            <w:pPr>
+              <w:pStyle w:val="Compact"/>
+            </w:pPr>
+            <w:r>
+              <w:t xml:space="preserve">Source</w:t>
+            </w:r>
+          </w:p>
+        </w:tc>
       </w:tr>
       <w:tr>
         <w:tc>
@@ -1606,8 +2372,24 @@
               <w:pStyle w:val="Compact"/>
             </w:pPr>
             <w:r>
-              <w:t xml:space="preserve">Vector rollout began</w:t>
-            </w:r>
+              <w:t xml:space="preserve">Vector rollout began earlier than expected</w:t>
+            </w:r>
+          </w:p>
+        </w:tc>
+        <w:tc>
+          <w:tcPr/>
+          <w:p>
+            <w:pPr>
+              <w:pStyle w:val="Compact"/>
+            </w:pPr>
+            <w:hyperlink r:id="rId37">
+              <w:r>
+                <w:rPr>
+                  <w:rStyle w:val="Hyperlink"/>
+                </w:rPr>
+                <w:t xml:space="preserve">Q1 2025 release</w:t>
+              </w:r>
+            </w:hyperlink>
           </w:p>
         </w:tc>
       </w:tr>
@@ -1652,8 +2434,24 @@
               <w:pStyle w:val="Compact"/>
             </w:pPr>
             <w:r>
-              <w:t xml:space="preserve">Unity Ad Network +15% QoQ; Vector = 49% of Grow</w:t>
-            </w:r>
+              <w:t xml:space="preserve">Unity Ad Network +15% QoQ; = 49% of Grow</w:t>
+            </w:r>
+          </w:p>
+        </w:tc>
+        <w:tc>
+          <w:tcPr/>
+          <w:p>
+            <w:pPr>
+              <w:pStyle w:val="Compact"/>
+            </w:pPr>
+            <w:hyperlink r:id="rId38">
+              <w:r>
+                <w:rPr>
+                  <w:rStyle w:val="Hyperlink"/>
+                </w:rPr>
+                <w:t xml:space="preserve">Q2 2025 release</w:t>
+              </w:r>
+            </w:hyperlink>
           </w:p>
         </w:tc>
       </w:tr>
@@ -1700,6 +2498,22 @@
             <w:r>
               <w:t xml:space="preserve">Driven by Unity Ad Network / Vector</w:t>
             </w:r>
+          </w:p>
+        </w:tc>
+        <w:tc>
+          <w:tcPr/>
+          <w:p>
+            <w:pPr>
+              <w:pStyle w:val="Compact"/>
+            </w:pPr>
+            <w:hyperlink r:id="rId39">
+              <w:r>
+                <w:rPr>
+                  <w:rStyle w:val="Hyperlink"/>
+                </w:rPr>
+                <w:t xml:space="preserve">Q3 2025 release</w:t>
+              </w:r>
+            </w:hyperlink>
           </w:p>
         </w:tc>
       </w:tr>
@@ -1761,6 +2575,22 @@
             </w:r>
           </w:p>
         </w:tc>
+        <w:tc>
+          <w:tcPr/>
+          <w:p>
+            <w:pPr>
+              <w:pStyle w:val="Compact"/>
+            </w:pPr>
+            <w:hyperlink r:id="rId35">
+              <w:r>
+                <w:rPr>
+                  <w:rStyle w:val="Hyperlink"/>
+                </w:rPr>
+                <w:t xml:space="preserve">Q4/FY2025 release</w:t>
+              </w:r>
+            </w:hyperlink>
+          </w:p>
+        </w:tc>
       </w:tr>
       <w:tr>
         <w:tc>
@@ -1813,6 +2643,22 @@
             <w:r>
               <w:t xml:space="preserve">Growth from Unity Ad Network via Vector</w:t>
             </w:r>
+          </w:p>
+        </w:tc>
+        <w:tc>
+          <w:tcPr/>
+          <w:p>
+            <w:pPr>
+              <w:pStyle w:val="Compact"/>
+            </w:pPr>
+            <w:hyperlink r:id="rId17">
+              <w:r>
+                <w:rPr>
+                  <w:rStyle w:val="Hyperlink"/>
+                </w:rPr>
+                <w:t xml:space="preserve">Q1 2026 release</w:t>
+              </w:r>
+            </w:hyperlink>
           </w:p>
         </w:tc>
       </w:tr>
@@ -1832,7 +2678,29 @@
         <w:t xml:space="preserve"> </w:t>
       </w:r>
       <w:r>
-        <w:t xml:space="preserve">- Released H1 2025; rebuilt successor to Audience Pinpointer.</w:t>
+        <w:t xml:space="preserve">- Announced on the Q4 2024 earnings call as the rebuilt successor to Audience Pinpointer; migration began end of Q1 2025 (</w:t>
+      </w:r>
+      <w:hyperlink r:id="rId40">
+        <w:r>
+          <w:rPr>
+            <w:rStyle w:val="Hyperlink"/>
+          </w:rPr>
+          <w:t xml:space="preserve">mobilegamer.biz</w:t>
+        </w:r>
+      </w:hyperlink>
+      <w:r>
+        <w:t xml:space="preserve">). Unity markets it as delivering ~15–20% increases in installs and in acquired players’ IAP spend (</w:t>
+      </w:r>
+      <w:hyperlink r:id="rId19">
+        <w:r>
+          <w:rPr>
+            <w:rStyle w:val="Hyperlink"/>
+          </w:rPr>
+          <w:t xml:space="preserve">Vector product page</w:t>
+        </w:r>
+      </w:hyperlink>
+      <w:r>
+        <w:t xml:space="preserve">).</w:t>
       </w:r>
       <w:r>
         <w:t xml:space="preserve"> </w:t>
@@ -1851,6 +2719,69 @@
         <w:t xml:space="preserve">49% (Q2 2025) → 56% (Q4 2025)</w:t>
       </w:r>
       <w:r>
+        <w:t xml:space="preserve"> </w:t>
+      </w:r>
+      <w:r>
+        <w:t xml:space="preserve">—</w:t>
+      </w:r>
+      <w:r>
+        <w:t xml:space="preserve"> </w:t>
+      </w:r>
+      <w:hyperlink r:id="rId38">
+        <w:r>
+          <w:rPr>
+            <w:rStyle w:val="Hyperlink"/>
+          </w:rPr>
+          <w:t xml:space="preserve">Q2 2025</w:t>
+        </w:r>
+      </w:hyperlink>
+      <w:r>
+        <w:t xml:space="preserve"> </w:t>
+      </w:r>
+      <w:r>
+        <w:t xml:space="preserve">·</w:t>
+      </w:r>
+      <w:r>
+        <w:t xml:space="preserve"> </w:t>
+      </w:r>
+      <w:hyperlink r:id="rId35">
+        <w:r>
+          <w:rPr>
+            <w:rStyle w:val="Hyperlink"/>
+          </w:rPr>
+          <w:t xml:space="preserve">Q4 2025</w:t>
+        </w:r>
+      </w:hyperlink>
+      <w:r>
+        <w:t xml:space="preserve"> </w:t>
+      </w:r>
+      <w:r>
+        <w:t xml:space="preserve">releases; summarized in</w:t>
+      </w:r>
+      <w:r>
+        <w:t xml:space="preserve"> </w:t>
+      </w:r>
+      <w:hyperlink r:id="rId41">
+        <w:r>
+          <w:rPr>
+            <w:rStyle w:val="Hyperlink"/>
+          </w:rPr>
+          <w:t xml:space="preserve">Naavik,</w:t>
+        </w:r>
+        <w:r>
+          <w:rPr>
+            <w:rStyle w:val="Hyperlink"/>
+          </w:rPr>
+          <w:t xml:space="preserve"> </w:t>
+        </w:r>
+        <w:r>
+          <w:rPr>
+            <w:rStyle w:val="Hyperlink"/>
+          </w:rPr>
+          <w:t xml:space="preserve">“Unity’s Ad-Driven Turnaround”</w:t>
+        </w:r>
+      </w:hyperlink>
+      <w:r>
         <w:t xml:space="preserve">.</w:t>
       </w:r>
       <w:r>
@@ -1867,13 +2798,10 @@
           <w:b/>
           <w:bCs/>
         </w:rPr>
-        <w:t xml:space="preserve">January 2026 was Vector’s best month ever, +72% YoY.</w:t>
-      </w:r>
-      <w:r>
-        <w:t xml:space="preserve"> </w:t>
-      </w:r>
-      <w:r>
-        <w:t xml:space="preserve">- Expected to exceed a</w:t>
+        <w:t xml:space="preserve">January 2026 was Vector’s best month ever, +72% YoY</w:t>
+      </w:r>
+      <w:r>
+        <w:t xml:space="preserve">, and Unity guided Vector to exceed a</w:t>
       </w:r>
       <w:r>
         <w:t xml:space="preserve"> </w:t>
@@ -1886,12 +2814,82 @@
         <w:t xml:space="preserve">$1 billion annual run-rate by end of 2026</w:t>
       </w:r>
       <w:r>
+        <w:t xml:space="preserve"> </w:t>
+      </w:r>
+      <w:r>
+        <w:t xml:space="preserve">—</w:t>
+      </w:r>
+      <w:r>
+        <w:t xml:space="preserve"> </w:t>
+      </w:r>
+      <w:hyperlink r:id="rId42">
+        <w:r>
+          <w:rPr>
+            <w:rStyle w:val="Hyperlink"/>
+          </w:rPr>
+          <w:t xml:space="preserve">Q4 FY2025 earnings call</w:t>
+        </w:r>
+      </w:hyperlink>
+      <w:r>
+        <w:t xml:space="preserve"> </w:t>
+      </w:r>
+      <w:r>
+        <w:t xml:space="preserve">·</w:t>
+      </w:r>
+      <w:r>
+        <w:t xml:space="preserve"> </w:t>
+      </w:r>
+      <w:hyperlink r:id="rId41">
+        <w:r>
+          <w:rPr>
+            <w:rStyle w:val="Hyperlink"/>
+          </w:rPr>
+          <w:t xml:space="preserve">Naavik</w:t>
+        </w:r>
+      </w:hyperlink>
+      <w:r>
         <w:t xml:space="preserve">.</w:t>
       </w:r>
       <w:r>
         <w:t xml:space="preserve"> </w:t>
       </w:r>
       <w:r>
+        <w:t xml:space="preserve">- Four consecutive quarters of mid-teens sequential growth through Q1 2026;</w:t>
+      </w:r>
+      <w:r>
+        <w:t xml:space="preserve"> </w:t>
+      </w:r>
+      <w:r>
+        <w:rPr>
+          <w:b/>
+          <w:bCs/>
+        </w:rPr>
+        <w:t xml:space="preserve">Vector revenue in Q1 2026 was 80% larger than a year earlier</w:t>
+      </w:r>
+      <w:r>
+        <w:t xml:space="preserve"> </w:t>
+      </w:r>
+      <w:r>
+        <w:t xml:space="preserve">—</w:t>
+      </w:r>
+      <w:r>
+        <w:t xml:space="preserve"> </w:t>
+      </w:r>
+      <w:hyperlink r:id="rId43">
+        <w:r>
+          <w:rPr>
+            <w:rStyle w:val="Hyperlink"/>
+          </w:rPr>
+          <w:t xml:space="preserve">Q1 2026 earnings call</w:t>
+        </w:r>
+      </w:hyperlink>
+      <w:r>
+        <w:t xml:space="preserve">.</w:t>
+      </w:r>
+      <w:r>
+        <w:t xml:space="preserve"> </w:t>
+      </w:r>
+      <w:r>
         <w:t xml:space="preserve">-</w:t>
       </w:r>
       <w:r>
@@ -1904,23 +2902,51 @@
         <w:t xml:space="preserve"> </w:t>
       </w:r>
       <w:r>
-        <w:t xml:space="preserve">(core ad platform, excluding legacy assets) expected to grow</w:t>
-      </w:r>
-      <w:r>
-        <w:t xml:space="preserve"> </w:t>
-      </w:r>
-      <w:r>
-        <w:rPr>
-          <w:b/>
-          <w:bCs/>
-        </w:rPr>
-        <w:t xml:space="preserve">~48% YoY in Q1 2026</w:t>
-      </w:r>
-      <w:r>
-        <w:t xml:space="preserve"> </w:t>
-      </w:r>
-      <w:r>
-        <w:t xml:space="preserve">— roughly double the reported Grow segment.</w:t>
+        <w:t xml:space="preserve">(core ad platform, excluding ironSource Ads Network and Supersonic) grew</w:t>
+      </w:r>
+      <w:r>
+        <w:t xml:space="preserve"> </w:t>
+      </w:r>
+      <w:r>
+        <w:rPr>
+          <w:b/>
+          <w:bCs/>
+        </w:rPr>
+        <w:t xml:space="preserve">+49% YoY in Q1 2026</w:t>
+      </w:r>
+      <w:r>
+        <w:t xml:space="preserve"> </w:t>
+      </w:r>
+      <w:r>
+        <w:t xml:space="preserve">to $278.7M — roughly double the reported Grow segment. Unity’s March preliminary release had guided ~48% (</w:t>
+      </w:r>
+      <w:hyperlink r:id="rId24">
+        <w:r>
+          <w:rPr>
+            <w:rStyle w:val="Hyperlink"/>
+          </w:rPr>
+          <w:t xml:space="preserve">preliminary release</w:t>
+        </w:r>
+      </w:hyperlink>
+      <w:r>
+        <w:t xml:space="preserve"> </w:t>
+      </w:r>
+      <w:r>
+        <w:t xml:space="preserve">·</w:t>
+      </w:r>
+      <w:r>
+        <w:t xml:space="preserve"> </w:t>
+      </w:r>
+      <w:hyperlink r:id="rId17">
+        <w:r>
+          <w:rPr>
+            <w:rStyle w:val="Hyperlink"/>
+          </w:rPr>
+          <w:t xml:space="preserve">Q1 2026 actuals</w:t>
+        </w:r>
+      </w:hyperlink>
+      <w:r>
+        <w:t xml:space="preserve">).</w:t>
       </w:r>
     </w:p>
     <w:p>
@@ -1951,10 +2977,63 @@
         <w:t xml:space="preserve">$4.4 billion</w:t>
       </w:r>
       <w:r>
-        <w:t xml:space="preserve"> </w:t>
-      </w:r>
-      <w:r>
-        <w:t xml:space="preserve">(announced July 2022, closed Nov 2022).</w:t>
+        <w:t xml:space="preserve">, announced July 13, 2022 (</w:t>
+      </w:r>
+      <w:hyperlink r:id="rId30">
+        <w:r>
+          <w:rPr>
+            <w:rStyle w:val="Hyperlink"/>
+          </w:rPr>
+          <w:t xml:space="preserve">merger press release, SEC EX-99.1</w:t>
+        </w:r>
+      </w:hyperlink>
+      <w:r>
+        <w:t xml:space="preserve"> </w:t>
+      </w:r>
+      <w:r>
+        <w:t xml:space="preserve">·</w:t>
+      </w:r>
+      <w:r>
+        <w:t xml:space="preserve"> </w:t>
+      </w:r>
+      <w:hyperlink r:id="rId44">
+        <w:r>
+          <w:rPr>
+            <w:rStyle w:val="Hyperlink"/>
+          </w:rPr>
+          <w:t xml:space="preserve">AdExchanger</w:t>
+        </w:r>
+      </w:hyperlink>
+      <w:r>
+        <w:t xml:space="preserve">), closed Nov 7, 2022 (</w:t>
+      </w:r>
+      <w:hyperlink r:id="rId45">
+        <w:r>
+          <w:rPr>
+            <w:rStyle w:val="Hyperlink"/>
+          </w:rPr>
+          <w:t xml:space="preserve">TechCrunch</w:t>
+        </w:r>
+      </w:hyperlink>
+      <w:r>
+        <w:t xml:space="preserve"> </w:t>
+      </w:r>
+      <w:r>
+        <w:t xml:space="preserve">·</w:t>
+      </w:r>
+      <w:r>
+        <w:t xml:space="preserve"> </w:t>
+      </w:r>
+      <w:hyperlink r:id="rId46">
+        <w:r>
+          <w:rPr>
+            <w:rStyle w:val="Hyperlink"/>
+          </w:rPr>
+          <w:t xml:space="preserve">Calcalist</w:t>
+        </w:r>
+      </w:hyperlink>
+      <w:r>
+        <w:t xml:space="preserve">).</w:t>
       </w:r>
       <w:r>
         <w:t xml:space="preserve"> </w:t>
@@ -1973,23 +3052,37 @@
         <w:t xml:space="preserve">$1B Adjusted EBITDA run-rate by end of 2024</w:t>
       </w:r>
       <w:r>
-        <w:t xml:space="preserve">.</w:t>
-      </w:r>
-      <w:r>
-        <w:t xml:space="preserve"> </w:t>
-      </w:r>
-      <w:r>
-        <w:t xml:space="preserve">- Outcome: Unity prioritized its own stack (Vector);</w:t>
-      </w:r>
-      <w:r>
-        <w:t xml:space="preserve"> </w:t>
-      </w:r>
-      <w:r>
-        <w:rPr>
-          <w:b/>
-          <w:bCs/>
-        </w:rPr>
-        <w:t xml:space="preserve">ironSource Ad Network closes April 30, 2026</w:t>
+        <w:t xml:space="preserve"> </w:t>
+      </w:r>
+      <w:r>
+        <w:t xml:space="preserve">and $300M of annual synergies by year three (</w:t>
+      </w:r>
+      <w:hyperlink r:id="rId30">
+        <w:r>
+          <w:rPr>
+            <w:rStyle w:val="Hyperlink"/>
+          </w:rPr>
+          <w:t xml:space="preserve">merger press release</w:t>
+        </w:r>
+      </w:hyperlink>
+      <w:r>
+        <w:t xml:space="preserve">).</w:t>
+      </w:r>
+      <w:r>
+        <w:t xml:space="preserve"> </w:t>
+      </w:r>
+      <w:r>
+        <w:t xml:space="preserve">- Outcome: Unity prioritized its own stack (Vector); the</w:t>
+      </w:r>
+      <w:r>
+        <w:t xml:space="preserve"> </w:t>
+      </w:r>
+      <w:r>
+        <w:rPr>
+          <w:b/>
+          <w:bCs/>
+        </w:rPr>
+        <w:t xml:space="preserve">ironSource Ad Network closed April 30, 2026</w:t>
       </w:r>
       <w:r>
         <w:t xml:space="preserve"> </w:t>
@@ -2008,10 +3101,68 @@
         <w:t xml:space="preserve">Supersonic is being sold</w:t>
       </w:r>
       <w:r>
-        <w:t xml:space="preserve"> </w:t>
-      </w:r>
-      <w:r>
-        <w:t xml:space="preserve">— leaving little of ironSource beyond Aura and LevelPlay.</w:t>
+        <w:t xml:space="preserve">, leaving little of ironSource beyond Aura and LevelPlay (</w:t>
+      </w:r>
+      <w:hyperlink r:id="rId47">
+        <w:r>
+          <w:rPr>
+            <w:rStyle w:val="Hyperlink"/>
+          </w:rPr>
+          <w:t xml:space="preserve">Calcalist/Ctech</w:t>
+        </w:r>
+      </w:hyperlink>
+      <w:r>
+        <w:t xml:space="preserve"> </w:t>
+      </w:r>
+      <w:r>
+        <w:t xml:space="preserve">·</w:t>
+      </w:r>
+      <w:r>
+        <w:t xml:space="preserve"> </w:t>
+      </w:r>
+      <w:hyperlink r:id="rId27">
+        <w:r>
+          <w:rPr>
+            <w:rStyle w:val="Hyperlink"/>
+          </w:rPr>
+          <w:t xml:space="preserve">mobilegamer.biz</w:t>
+        </w:r>
+      </w:hyperlink>
+      <w:r>
+        <w:t xml:space="preserve">).</w:t>
+      </w:r>
+      <w:r>
+        <w:t xml:space="preserve"> </w:t>
+      </w:r>
+      <w:r>
+        <w:t xml:space="preserve">- Cost of the wind-down: a</w:t>
+      </w:r>
+      <w:r>
+        <w:t xml:space="preserve"> </w:t>
+      </w:r>
+      <w:r>
+        <w:rPr>
+          <w:b/>
+          <w:bCs/>
+        </w:rPr>
+        <w:t xml:space="preserve">$279 million impairment charge</w:t>
+      </w:r>
+      <w:r>
+        <w:t xml:space="preserve"> </w:t>
+      </w:r>
+      <w:r>
+        <w:t xml:space="preserve">in Q1 2026 tied to the ironSource sunset and planned Supersonic divestiture, producing a $347M GAAP net loss on record revenue (</w:t>
+      </w:r>
+      <w:hyperlink r:id="rId17">
+        <w:r>
+          <w:rPr>
+            <w:rStyle w:val="Hyperlink"/>
+          </w:rPr>
+          <w:t xml:space="preserve">Q1 2026 release</w:t>
+        </w:r>
+      </w:hyperlink>
+      <w:r>
+        <w:t xml:space="preserve">).</w:t>
       </w:r>
     </w:p>
     <w:p>
@@ -2021,8 +3172,8 @@
         </w:pict>
       </w:r>
     </w:p>
-    <w:bookmarkEnd w:id="12"/>
-    <w:bookmarkStart w:id="13" w:name="X24f2dcbc5cbeb7d7d6c4c4635f068d8fb7d55e5"/>
+    <w:bookmarkEnd w:id="48"/>
+    <w:bookmarkStart w:id="57" w:name="X24f2dcbc5cbeb7d7d6c4c4635f068d8fb7d55e5"/>
     <w:p>
       <w:pPr>
         <w:pStyle w:val="Heading2"/>
@@ -2065,7 +3216,47 @@
         <w:t xml:space="preserve">CPM</w:t>
       </w:r>
       <w:r>
-        <w:t xml:space="preserve">. Third-party 2026 benchmark data:</w:t>
+        <w:t xml:space="preserve"> </w:t>
+      </w:r>
+      <w:r>
+        <w:t xml:space="preserve">(</w:t>
+      </w:r>
+      <w:hyperlink r:id="rId49">
+        <w:r>
+          <w:rPr>
+            <w:rStyle w:val="Hyperlink"/>
+          </w:rPr>
+          <w:t xml:space="preserve">Unity CPI glossary</w:t>
+        </w:r>
+      </w:hyperlink>
+      <w:r>
+        <w:t xml:space="preserve">). Third-party 2026 benchmark data, all from</w:t>
+      </w:r>
+      <w:r>
+        <w:t xml:space="preserve"> </w:t>
+      </w:r>
+      <w:hyperlink r:id="rId50">
+        <w:r>
+          <w:rPr>
+            <w:rStyle w:val="Hyperlink"/>
+          </w:rPr>
+          <w:t xml:space="preserve">DigitalApplied,</w:t>
+        </w:r>
+        <w:r>
+          <w:rPr>
+            <w:rStyle w:val="Hyperlink"/>
+          </w:rPr>
+          <w:t xml:space="preserve"> </w:t>
+        </w:r>
+        <w:r>
+          <w:rPr>
+            <w:rStyle w:val="Hyperlink"/>
+          </w:rPr>
+          <w:t xml:space="preserve">“Mobile App Marketing Statistics 2026: Install Data”</w:t>
+        </w:r>
+      </w:hyperlink>
+      <w:r>
+        <w:t xml:space="preserve">:</w:t>
       </w:r>
     </w:p>
     <w:tbl>
@@ -2315,7 +3506,21 @@
         <w:t xml:space="preserve">13% of measured mobile app-install ad spend</w:t>
       </w:r>
       <w:r>
-        <w:t xml:space="preserve">, behind Google App Campaigns (~26%), Meta Audience Network (~21%), and TikTok (~13%), and comparable to AppLovin (~12%).</w:t>
+        <w:t xml:space="preserve">, behind Google App Campaigns (~26%), Meta Audience Network (~21%), and TikTok (~13%), and comparable to AppLovin (~12%) —</w:t>
+      </w:r>
+      <w:r>
+        <w:t xml:space="preserve"> </w:t>
+      </w:r>
+      <w:hyperlink r:id="rId50">
+        <w:r>
+          <w:rPr>
+            <w:rStyle w:val="Hyperlink"/>
+          </w:rPr>
+          <w:t xml:space="preserve">same benchmark table</w:t>
+        </w:r>
+      </w:hyperlink>
+      <w:r>
+        <w:t xml:space="preserve">. Note this is a single third-party estimate, not audited share data, and the ironSource line is now historical.</w:t>
       </w:r>
     </w:p>
     <w:p>
@@ -2327,7 +3532,27 @@
           <w:b/>
           <w:bCs/>
         </w:rPr>
-        <w:t xml:space="preserve">Engagement/monetization context (2024 Unity Gaming/Monetization Report):</w:t>
+        <w:t xml:space="preserve">Engagement/monetization context (2024 Unity Mobile Growth &amp; Monetization Report)</w:t>
+      </w:r>
+      <w:r>
+        <w:t xml:space="preserve"> </w:t>
+      </w:r>
+      <w:r>
+        <w:t xml:space="preserve">—</w:t>
+      </w:r>
+      <w:r>
+        <w:t xml:space="preserve"> </w:t>
+      </w:r>
+      <w:hyperlink r:id="rId51">
+        <w:r>
+          <w:rPr>
+            <w:rStyle w:val="Hyperlink"/>
+          </w:rPr>
+          <w:t xml:space="preserve">report landing page</w:t>
+        </w:r>
+      </w:hyperlink>
+      <w:r>
+        <w:t xml:space="preserve">:</w:t>
       </w:r>
       <w:r>
         <w:t xml:space="preserve"> </w:t>
@@ -2349,19 +3574,123 @@
         <w:t xml:space="preserve"> </w:t>
       </w:r>
       <w:r>
-        <w:t xml:space="preserve">in 2024.</w:t>
-      </w:r>
-      <w:r>
-        <w:t xml:space="preserve"> </w:t>
-      </w:r>
-      <w:r>
-        <w:t xml:space="preserve">- Rewarded-video engagement: word games 38.4%, RPG 37.6%, casual 36% of players.</w:t>
-      </w:r>
-      <w:r>
-        <w:t xml:space="preserve"> </w:t>
-      </w:r>
-      <w:r>
-        <w:t xml:space="preserve">- Offerwall users show</w:t>
+        <w:t xml:space="preserve">in 2023 —</w:t>
+      </w:r>
+      <w:r>
+        <w:t xml:space="preserve"> </w:t>
+      </w:r>
+      <w:hyperlink r:id="rId52">
+        <w:r>
+          <w:rPr>
+            <w:rStyle w:val="Hyperlink"/>
+          </w:rPr>
+          <w:t xml:space="preserve">PocketGamer.biz</w:t>
+        </w:r>
+      </w:hyperlink>
+      <w:r>
+        <w:t xml:space="preserve"> </w:t>
+      </w:r>
+      <w:r>
+        <w:t xml:space="preserve">·</w:t>
+      </w:r>
+      <w:r>
+        <w:t xml:space="preserve"> </w:t>
+      </w:r>
+      <w:hyperlink r:id="rId53">
+        <w:r>
+          <w:rPr>
+            <w:rStyle w:val="Hyperlink"/>
+          </w:rPr>
+          <w:t xml:space="preserve">Gamesforum</w:t>
+        </w:r>
+      </w:hyperlink>
+      <w:r>
+        <w:t xml:space="preserve"> </w:t>
+      </w:r>
+      <w:r>
+        <w:t xml:space="preserve">·</w:t>
+      </w:r>
+      <w:r>
+        <w:t xml:space="preserve"> </w:t>
+      </w:r>
+      <w:hyperlink r:id="rId54">
+        <w:r>
+          <w:rPr>
+            <w:rStyle w:val="Hyperlink"/>
+          </w:rPr>
+          <w:t xml:space="preserve">Unity blog</w:t>
+        </w:r>
+      </w:hyperlink>
+      <w:r>
+        <w:t xml:space="preserve">.</w:t>
+      </w:r>
+      <w:r>
+        <w:t xml:space="preserve"> </w:t>
+      </w:r>
+      <w:r>
+        <w:t xml:space="preserve">- Rewarded-video engagement by genre: word games</w:t>
+      </w:r>
+      <w:r>
+        <w:t xml:space="preserve"> </w:t>
+      </w:r>
+      <w:r>
+        <w:rPr>
+          <w:b/>
+          <w:bCs/>
+        </w:rPr>
+        <w:t xml:space="preserve">38.4%</w:t>
+      </w:r>
+      <w:r>
+        <w:t xml:space="preserve">, RPG</w:t>
+      </w:r>
+      <w:r>
+        <w:t xml:space="preserve"> </w:t>
+      </w:r>
+      <w:r>
+        <w:rPr>
+          <w:b/>
+          <w:bCs/>
+        </w:rPr>
+        <w:t xml:space="preserve">37.6%</w:t>
+      </w:r>
+      <w:r>
+        <w:t xml:space="preserve">, casual</w:t>
+      </w:r>
+      <w:r>
+        <w:t xml:space="preserve"> </w:t>
+      </w:r>
+      <w:r>
+        <w:rPr>
+          <w:b/>
+          <w:bCs/>
+        </w:rPr>
+        <w:t xml:space="preserve">36%</w:t>
+      </w:r>
+      <w:r>
+        <w:t xml:space="preserve"> </w:t>
+      </w:r>
+      <w:r>
+        <w:t xml:space="preserve">of daily active users; lowest is sports/trivia at 27.3% —</w:t>
+      </w:r>
+      <w:r>
+        <w:t xml:space="preserve"> </w:t>
+      </w:r>
+      <w:hyperlink r:id="rId52">
+        <w:r>
+          <w:rPr>
+            <w:rStyle w:val="Hyperlink"/>
+          </w:rPr>
+          <w:t xml:space="preserve">PocketGamer.biz</w:t>
+        </w:r>
+      </w:hyperlink>
+      <w:r>
+        <w:t xml:space="preserve">.</w:t>
+      </w:r>
+      <w:r>
+        <w:t xml:space="preserve"> </w:t>
+      </w:r>
+      <w:r>
+        <w:t xml:space="preserve">- Offerwall-acquired users show</w:t>
       </w:r>
       <w:r>
         <w:t xml:space="preserve"> </w:t>
@@ -2374,7 +3703,54 @@
         <w:t xml:space="preserve">2–7× higher retention</w:t>
       </w:r>
       <w:r>
-        <w:t xml:space="preserve">,</w:t>
+        <w:t xml:space="preserve"> </w:t>
+      </w:r>
+      <w:r>
+        <w:t xml:space="preserve">(</w:t>
+      </w:r>
+      <w:hyperlink r:id="rId54">
+        <w:r>
+          <w:rPr>
+            <w:rStyle w:val="Hyperlink"/>
+          </w:rPr>
+          <w:t xml:space="preserve">Unity blog</w:t>
+        </w:r>
+      </w:hyperlink>
+      <w:r>
+        <w:t xml:space="preserve"> </w:t>
+      </w:r>
+      <w:r>
+        <w:t xml:space="preserve">·</w:t>
+      </w:r>
+      <w:r>
+        <w:t xml:space="preserve"> </w:t>
+      </w:r>
+      <w:hyperlink r:id="rId53">
+        <w:r>
+          <w:rPr>
+            <w:rStyle w:val="Hyperlink"/>
+          </w:rPr>
+          <w:t xml:space="preserve">Gamesforum</w:t>
+        </w:r>
+      </w:hyperlink>
+      <w:r>
+        <w:t xml:space="preserve">); broken out as</w:t>
+      </w:r>
+      <w:r>
+        <w:t xml:space="preserve"> </w:t>
+      </w:r>
+      <w:r>
+        <w:rPr>
+          <w:b/>
+          <w:bCs/>
+        </w:rPr>
+        <w:t xml:space="preserve">+45.8% D1, +86.1% D7, +71.7% D14</w:t>
+      </w:r>
+      <w:r>
+        <w:t xml:space="preserve"> </w:t>
+      </w:r>
+      <w:r>
+        <w:t xml:space="preserve">retention vs other formats, with</w:t>
       </w:r>
       <w:r>
         <w:t xml:space="preserve"> </w:t>
@@ -2387,7 +3763,10 @@
         <w:t xml:space="preserve">~100% higher D7 LTV</w:t>
       </w:r>
       <w:r>
-        <w:t xml:space="preserve">, and</w:t>
+        <w:t xml:space="preserve"> </w:t>
+      </w:r>
+      <w:r>
+        <w:t xml:space="preserve">and</w:t>
       </w:r>
       <w:r>
         <w:t xml:space="preserve"> </w:t>
@@ -2403,13 +3782,41 @@
         <w:t xml:space="preserve"> </w:t>
       </w:r>
       <w:r>
-        <w:t xml:space="preserve">than users from other formats.</w:t>
-      </w:r>
-      <w:r>
-        <w:t xml:space="preserve"> </w:t>
-      </w:r>
-      <w:r>
-        <w:t xml:space="preserve">- Contextual ad placement can lift engagement by up to</w:t>
+        <w:t xml:space="preserve">(</w:t>
+      </w:r>
+      <w:hyperlink r:id="rId52">
+        <w:r>
+          <w:rPr>
+            <w:rStyle w:val="Hyperlink"/>
+          </w:rPr>
+          <w:t xml:space="preserve">PocketGamer.biz</w:t>
+        </w:r>
+      </w:hyperlink>
+      <w:r>
+        <w:t xml:space="preserve"> </w:t>
+      </w:r>
+      <w:r>
+        <w:t xml:space="preserve">·</w:t>
+      </w:r>
+      <w:r>
+        <w:t xml:space="preserve"> </w:t>
+      </w:r>
+      <w:hyperlink r:id="rId55">
+        <w:r>
+          <w:rPr>
+            <w:rStyle w:val="Hyperlink"/>
+          </w:rPr>
+          <w:t xml:space="preserve">ARPU Brothers summary</w:t>
+        </w:r>
+      </w:hyperlink>
+      <w:r>
+        <w:t xml:space="preserve">).</w:t>
+      </w:r>
+      <w:r>
+        <w:t xml:space="preserve"> </w:t>
+      </w:r>
+      <w:r>
+        <w:t xml:space="preserve">- Context-sensitive ad placement (e.g. when a player runs out of resources) drives</w:t>
       </w:r>
       <w:r>
         <w:t xml:space="preserve"> </w:t>
@@ -2422,6 +3829,39 @@
         <w:t xml:space="preserve">38.1%</w:t>
       </w:r>
       <w:r>
+        <w:t xml:space="preserve"> </w:t>
+      </w:r>
+      <w:r>
+        <w:t xml:space="preserve">engagement vs 23.8% for between-levels placement; games with 15+ ad placements reach up to</w:t>
+      </w:r>
+      <w:r>
+        <w:t xml:space="preserve"> </w:t>
+      </w:r>
+      <w:r>
+        <w:rPr>
+          <w:b/>
+          <w:bCs/>
+        </w:rPr>
+        <w:t xml:space="preserve">46%</w:t>
+      </w:r>
+      <w:r>
+        <w:t xml:space="preserve"> </w:t>
+      </w:r>
+      <w:r>
+        <w:t xml:space="preserve">engagement —</w:t>
+      </w:r>
+      <w:r>
+        <w:t xml:space="preserve"> </w:t>
+      </w:r>
+      <w:hyperlink r:id="rId52">
+        <w:r>
+          <w:rPr>
+            <w:rStyle w:val="Hyperlink"/>
+          </w:rPr>
+          <w:t xml:space="preserve">PocketGamer.biz</w:t>
+        </w:r>
+      </w:hyperlink>
+      <w:r>
         <w:t xml:space="preserve">.</w:t>
       </w:r>
       <w:r>
@@ -2444,7 +3884,21 @@
         <w:t xml:space="preserve"> </w:t>
       </w:r>
       <w:r>
-        <w:t xml:space="preserve">(from $0.03 in 2022 to $0.038 in 2023).</w:t>
+        <w:t xml:space="preserve">(from $0.03 in 2022 to $0.038 in 2023) —</w:t>
+      </w:r>
+      <w:r>
+        <w:t xml:space="preserve"> </w:t>
+      </w:r>
+      <w:hyperlink r:id="rId56">
+        <w:r>
+          <w:rPr>
+            <w:rStyle w:val="Hyperlink"/>
+          </w:rPr>
+          <w:t xml:space="preserve">Game Dev Reports breakdown of the Unity report</w:t>
+        </w:r>
+      </w:hyperlink>
+      <w:r>
+        <w:t xml:space="preserve">.</w:t>
       </w:r>
     </w:p>
     <w:p>
@@ -2454,8 +3908,8 @@
         </w:pict>
       </w:r>
     </w:p>
-    <w:bookmarkEnd w:id="13"/>
-    <w:bookmarkStart w:id="15" w:name="bottom-line"/>
+    <w:bookmarkEnd w:id="57"/>
+    <w:bookmarkStart w:id="64" w:name="bottom-line"/>
     <w:p>
       <w:pPr>
         <w:pStyle w:val="Heading2"/>
@@ -2540,7 +3994,18 @@
         <w:t xml:space="preserve">reach</w:t>
       </w:r>
       <w:r>
-        <w:t xml:space="preserve">, not a single annual install count for the ad network.</w:t>
+        <w:t xml:space="preserve">, not a single annual install count for the ad network. The last install-style disclosure was 253M/month for H2 2020 (</w:t>
+      </w:r>
+      <w:hyperlink r:id="rId13">
+        <w:r>
+          <w:rPr>
+            <w:rStyle w:val="Hyperlink"/>
+          </w:rPr>
+          <w:t xml:space="preserve">PocketGamer.biz</w:t>
+        </w:r>
+      </w:hyperlink>
+      <w:r>
+        <w:t xml:space="preserve">).</w:t>
       </w:r>
     </w:p>
     <w:p>
@@ -2578,7 +4043,29 @@
         <w:t xml:space="preserve"> </w:t>
       </w:r>
       <w:r>
-        <w:t xml:space="preserve">level: 5B monthly app downloads and ~2.8–3B monthly active users tied to Unity/ironSource content.</w:t>
+        <w:t xml:space="preserve">level: 5B monthly app downloads (</w:t>
+      </w:r>
+      <w:hyperlink r:id="rId12">
+        <w:r>
+          <w:rPr>
+            <w:rStyle w:val="Hyperlink"/>
+          </w:rPr>
+          <w:t xml:space="preserve">2021 Gaming Report</w:t>
+        </w:r>
+      </w:hyperlink>
+      <w:r>
+        <w:t xml:space="preserve">) and 3B+ unique monthly active devices on Made-with-Unity apps (</w:t>
+      </w:r>
+      <w:hyperlink r:id="rId14">
+        <w:r>
+          <w:rPr>
+            <w:rStyle w:val="Hyperlink"/>
+          </w:rPr>
+          <w:t xml:space="preserve">Unity data, Dec 2025</w:t>
+        </w:r>
+      </w:hyperlink>
+      <w:r>
+        <w:t xml:space="preserve">).</w:t>
       </w:r>
     </w:p>
     <w:p>
@@ -2613,7 +4100,21 @@
         <w:t xml:space="preserve"> </w:t>
       </w:r>
       <w:r>
-        <w:t xml:space="preserve">(Q1 2026: $352M/quarter), increasingly concentrated in the</w:t>
+        <w:t xml:space="preserve">(Q1 2026: $352M/quarter —</w:t>
+      </w:r>
+      <w:r>
+        <w:t xml:space="preserve"> </w:t>
+      </w:r>
+      <w:hyperlink r:id="rId17">
+        <w:r>
+          <w:rPr>
+            <w:rStyle w:val="Hyperlink"/>
+          </w:rPr>
+          <w:t xml:space="preserve">Q1 2026 release</w:t>
+        </w:r>
+      </w:hyperlink>
+      <w:r>
+        <w:t xml:space="preserve">), increasingly concentrated in</w:t>
       </w:r>
       <w:r>
         <w:t xml:space="preserve"> </w:t>
@@ -2626,10 +4127,7 @@
         <w:t xml:space="preserve">Unity Vector</w:t>
       </w:r>
       <w:r>
-        <w:t xml:space="preserve"> </w:t>
-      </w:r>
-      <w:r>
-        <w:t xml:space="preserve">AI ad network heading toward a</w:t>
+        <w:t xml:space="preserve">, which Unity expects to exceed a</w:t>
       </w:r>
       <w:r>
         <w:t xml:space="preserve"> </w:t>
@@ -2642,7 +4140,21 @@
         <w:t xml:space="preserve">$1B annual run-rate by end of 2026</w:t>
       </w:r>
       <w:r>
-        <w:t xml:space="preserve">.</w:t>
+        <w:t xml:space="preserve"> </w:t>
+      </w:r>
+      <w:r>
+        <w:t xml:space="preserve">(</w:t>
+      </w:r>
+      <w:hyperlink r:id="rId42">
+        <w:r>
+          <w:rPr>
+            <w:rStyle w:val="Hyperlink"/>
+          </w:rPr>
+          <w:t xml:space="preserve">Q4 FY2025 call</w:t>
+        </w:r>
+      </w:hyperlink>
+      <w:r>
+        <w:t xml:space="preserve">).</w:t>
       </w:r>
     </w:p>
     <w:p>
@@ -2654,7 +4166,35 @@
         </w:numPr>
       </w:pPr>
       <w:r>
-        <w:t xml:space="preserve">Legacy ironSource ad infrastructure is being wound down (network closes April 30, 2026; Supersonic divested), consolidating everything around Vector.</w:t>
+        <w:t xml:space="preserve">Legacy ironSource ad infrastructure is wound down (network closed April 30, 2026; Supersonic being divested), consolidating everything around Vector (</w:t>
+      </w:r>
+      <w:hyperlink r:id="rId24">
+        <w:r>
+          <w:rPr>
+            <w:rStyle w:val="Hyperlink"/>
+          </w:rPr>
+          <w:t xml:space="preserve">investor update</w:t>
+        </w:r>
+      </w:hyperlink>
+      <w:r>
+        <w:t xml:space="preserve"> </w:t>
+      </w:r>
+      <w:r>
+        <w:t xml:space="preserve">·</w:t>
+      </w:r>
+      <w:r>
+        <w:t xml:space="preserve"> </w:t>
+      </w:r>
+      <w:hyperlink r:id="rId41">
+        <w:r>
+          <w:rPr>
+            <w:rStyle w:val="Hyperlink"/>
+          </w:rPr>
+          <w:t xml:space="preserve">Naavik</w:t>
+        </w:r>
+      </w:hyperlink>
+      <w:r>
+        <w:t xml:space="preserve">).</w:t>
       </w:r>
     </w:p>
     <w:p>
@@ -2664,13 +4204,938 @@
         </w:pict>
       </w:r>
     </w:p>
-    <w:bookmarkStart w:id="14" w:name="source-list"/>
+    <w:bookmarkStart w:id="62" w:name="source-list"/>
     <w:p>
       <w:pPr>
         <w:pStyle w:val="Heading3"/>
       </w:pPr>
       <w:r>
         <w:t xml:space="preserve">Source list</w:t>
+      </w:r>
+    </w:p>
+    <w:p>
+      <w:pPr>
+        <w:pStyle w:val="FirstParagraph"/>
+      </w:pPr>
+      <w:r>
+        <w:rPr>
+          <w:b/>
+          <w:bCs/>
+        </w:rPr>
+        <w:t xml:space="preserve">Unity primary — reports &amp; product pages</w:t>
+      </w:r>
+      <w:r>
+        <w:t xml:space="preserve"> </w:t>
+      </w:r>
+      <w:r>
+        <w:t xml:space="preserve">1.</w:t>
+      </w:r>
+      <w:r>
+        <w:t xml:space="preserve"> </w:t>
+      </w:r>
+      <w:hyperlink r:id="rId9">
+        <w:r>
+          <w:rPr>
+            <w:rStyle w:val="Hyperlink"/>
+          </w:rPr>
+          <w:t xml:space="preserve">Unity Technologies Delivers Mobile Industry Report Analyzing Global Gaming Install Data</w:t>
+        </w:r>
+      </w:hyperlink>
+      <w:r>
+        <w:t xml:space="preserve"> </w:t>
+      </w:r>
+      <w:r>
+        <w:t xml:space="preserve">(Sept 21, 2015) — install-event &amp; device data</w:t>
+      </w:r>
+      <w:r>
+        <w:t xml:space="preserve"> </w:t>
+      </w:r>
+      <w:r>
+        <w:t xml:space="preserve">2.</w:t>
+      </w:r>
+      <w:r>
+        <w:t xml:space="preserve"> </w:t>
+      </w:r>
+      <w:hyperlink r:id="rId10">
+        <w:r>
+          <w:rPr>
+            <w:rStyle w:val="Hyperlink"/>
+          </w:rPr>
+          <w:t xml:space="preserve">“By The Numbers”</w:t>
+        </w:r>
+        <w:r>
+          <w:rPr>
+            <w:rStyle w:val="Hyperlink"/>
+          </w:rPr>
+          <w:t xml:space="preserve"> </w:t>
+        </w:r>
+        <w:r>
+          <w:rPr>
+            <w:rStyle w:val="Hyperlink"/>
+          </w:rPr>
+          <w:t xml:space="preserve">full report PDF</w:t>
+        </w:r>
+      </w:hyperlink>
+      <w:r>
+        <w:t xml:space="preserve"> </w:t>
+      </w:r>
+      <w:r>
+        <w:t xml:space="preserve">(Sept 2015)</w:t>
+      </w:r>
+      <w:r>
+        <w:t xml:space="preserve"> </w:t>
+      </w:r>
+      <w:r>
+        <w:t xml:space="preserve">3.</w:t>
+      </w:r>
+      <w:r>
+        <w:t xml:space="preserve"> </w:t>
+      </w:r>
+      <w:hyperlink r:id="rId12">
+        <w:r>
+          <w:rPr>
+            <w:rStyle w:val="Hyperlink"/>
+          </w:rPr>
+          <w:t xml:space="preserve">Unity 2021 Gaming Report</w:t>
+        </w:r>
+      </w:hyperlink>
+      <w:r>
+        <w:t xml:space="preserve"> </w:t>
+      </w:r>
+      <w:r>
+        <w:t xml:space="preserve">— 5B monthly downloads, 2.8B MAU</w:t>
+      </w:r>
+      <w:r>
+        <w:t xml:space="preserve"> </w:t>
+      </w:r>
+      <w:r>
+        <w:t xml:space="preserve">4.</w:t>
+      </w:r>
+      <w:r>
+        <w:t xml:space="preserve"> </w:t>
+      </w:r>
+      <w:hyperlink r:id="rId29">
+        <w:r>
+          <w:rPr>
+            <w:rStyle w:val="Hyperlink"/>
+          </w:rPr>
+          <w:t xml:space="preserve">Gaming Poised to Continue Accelerated Growth — Unity Gaming Report 2022</w:t>
+        </w:r>
+      </w:hyperlink>
+      <w:r>
+        <w:t xml:space="preserve"> </w:t>
+      </w:r>
+      <w:r>
+        <w:t xml:space="preserve">— 3.9B MAU (Q4 2021)</w:t>
+      </w:r>
+      <w:r>
+        <w:t xml:space="preserve"> </w:t>
+      </w:r>
+      <w:r>
+        <w:t xml:space="preserve">5.</w:t>
+      </w:r>
+      <w:r>
+        <w:t xml:space="preserve"> </w:t>
+      </w:r>
+      <w:hyperlink r:id="rId15">
+        <w:r>
+          <w:rPr>
+            <w:rStyle w:val="Hyperlink"/>
+          </w:rPr>
+          <w:t xml:space="preserve">2024 Unity Gaming Report press release</w:t>
+        </w:r>
+      </w:hyperlink>
+      <w:r>
+        <w:t xml:space="preserve"> </w:t>
+      </w:r>
+      <w:r>
+        <w:t xml:space="preserve">— 5M developers, 342B+ ad views</w:t>
+      </w:r>
+      <w:r>
+        <w:t xml:space="preserve"> </w:t>
+      </w:r>
+      <w:r>
+        <w:t xml:space="preserve">6.</w:t>
+      </w:r>
+      <w:r>
+        <w:t xml:space="preserve"> </w:t>
+      </w:r>
+      <w:hyperlink r:id="rId51">
+        <w:r>
+          <w:rPr>
+            <w:rStyle w:val="Hyperlink"/>
+          </w:rPr>
+          <w:t xml:space="preserve">2024 Mobile Growth and Monetization Report</w:t>
+        </w:r>
+      </w:hyperlink>
+      <w:r>
+        <w:t xml:space="preserve"> </w:t>
+      </w:r>
+      <w:r>
+        <w:t xml:space="preserve">7.</w:t>
+      </w:r>
+      <w:r>
+        <w:t xml:space="preserve"> </w:t>
+      </w:r>
+      <w:hyperlink r:id="rId54">
+        <w:r>
+          <w:rPr>
+            <w:rStyle w:val="Hyperlink"/>
+          </w:rPr>
+          <w:t xml:space="preserve">2024 Roundup and Spotlight on Mobile Game Growth</w:t>
+        </w:r>
+      </w:hyperlink>
+      <w:r>
+        <w:t xml:space="preserve"> </w:t>
+      </w:r>
+      <w:r>
+        <w:t xml:space="preserve">— +3.2% ad engagement, 2–7× offerwall retention</w:t>
+      </w:r>
+      <w:r>
+        <w:t xml:space="preserve"> </w:t>
+      </w:r>
+      <w:r>
+        <w:t xml:space="preserve">8.</w:t>
+      </w:r>
+      <w:r>
+        <w:t xml:space="preserve"> </w:t>
+      </w:r>
+      <w:hyperlink r:id="rId18">
+        <w:r>
+          <w:rPr>
+            <w:rStyle w:val="Hyperlink"/>
+          </w:rPr>
+          <w:t xml:space="preserve">Unity Ads product page</w:t>
+        </w:r>
+      </w:hyperlink>
+      <w:r>
+        <w:t xml:space="preserve"> </w:t>
+      </w:r>
+      <w:r>
+        <w:t xml:space="preserve">·</w:t>
+      </w:r>
+      <w:r>
+        <w:t xml:space="preserve"> </w:t>
+      </w:r>
+      <w:hyperlink r:id="rId19">
+        <w:r>
+          <w:rPr>
+            <w:rStyle w:val="Hyperlink"/>
+          </w:rPr>
+          <w:t xml:space="preserve">Vector</w:t>
+        </w:r>
+      </w:hyperlink>
+      <w:r>
+        <w:t xml:space="preserve"> </w:t>
+      </w:r>
+      <w:r>
+        <w:t xml:space="preserve">·</w:t>
+      </w:r>
+      <w:r>
+        <w:t xml:space="preserve"> </w:t>
+      </w:r>
+      <w:hyperlink r:id="rId20">
+        <w:r>
+          <w:rPr>
+            <w:rStyle w:val="Hyperlink"/>
+          </w:rPr>
+          <w:t xml:space="preserve">LevelPlay</w:t>
+        </w:r>
+      </w:hyperlink>
+      <w:r>
+        <w:t xml:space="preserve"> </w:t>
+      </w:r>
+      <w:r>
+        <w:t xml:space="preserve">·</w:t>
+      </w:r>
+      <w:r>
+        <w:t xml:space="preserve"> </w:t>
+      </w:r>
+      <w:hyperlink r:id="rId21">
+        <w:r>
+          <w:rPr>
+            <w:rStyle w:val="Hyperlink"/>
+          </w:rPr>
+          <w:t xml:space="preserve">Tapjoy Offerwall</w:t>
+        </w:r>
+      </w:hyperlink>
+      <w:r>
+        <w:t xml:space="preserve"> </w:t>
+      </w:r>
+      <w:r>
+        <w:t xml:space="preserve">·</w:t>
+      </w:r>
+      <w:r>
+        <w:t xml:space="preserve"> </w:t>
+      </w:r>
+      <w:hyperlink r:id="rId22">
+        <w:r>
+          <w:rPr>
+            <w:rStyle w:val="Hyperlink"/>
+          </w:rPr>
+          <w:t xml:space="preserve">Aura</w:t>
+        </w:r>
+      </w:hyperlink>
+      <w:r>
+        <w:t xml:space="preserve"> </w:t>
+      </w:r>
+      <w:r>
+        <w:t xml:space="preserve">·</w:t>
+      </w:r>
+      <w:r>
+        <w:t xml:space="preserve"> </w:t>
+      </w:r>
+      <w:hyperlink r:id="rId23">
+        <w:r>
+          <w:rPr>
+            <w:rStyle w:val="Hyperlink"/>
+          </w:rPr>
+          <w:t xml:space="preserve">User acquisition solutions</w:t>
+        </w:r>
+      </w:hyperlink>
+      <w:r>
+        <w:t xml:space="preserve"> </w:t>
+      </w:r>
+      <w:r>
+        <w:t xml:space="preserve">9.</w:t>
+      </w:r>
+      <w:r>
+        <w:t xml:space="preserve"> </w:t>
+      </w:r>
+      <w:hyperlink r:id="rId32">
+        <w:r>
+          <w:rPr>
+            <w:rStyle w:val="Hyperlink"/>
+          </w:rPr>
+          <w:t xml:space="preserve">Unite Seoul 2026 keynote recap</w:t>
+        </w:r>
+      </w:hyperlink>
+      <w:r>
+        <w:t xml:space="preserve"> </w:t>
+      </w:r>
+      <w:r>
+        <w:t xml:space="preserve">— Vector + 70% of top 1,000 mobile games</w:t>
+      </w:r>
+    </w:p>
+    <w:p>
+      <w:pPr>
+        <w:pStyle w:val="BodyText"/>
+      </w:pPr>
+      <w:r>
+        <w:rPr>
+          <w:b/>
+          <w:bCs/>
+        </w:rPr>
+        <w:t xml:space="preserve">Unity primary — financials (investors.unity.com / SEC)</w:t>
+      </w:r>
+      <w:r>
+        <w:t xml:space="preserve"> </w:t>
+      </w:r>
+      <w:r>
+        <w:t xml:space="preserve">10.</w:t>
+      </w:r>
+      <w:r>
+        <w:t xml:space="preserve"> </w:t>
+      </w:r>
+      <w:hyperlink r:id="rId37">
+        <w:r>
+          <w:rPr>
+            <w:rStyle w:val="Hyperlink"/>
+          </w:rPr>
+          <w:t xml:space="preserve">Q1 2025</w:t>
+        </w:r>
+      </w:hyperlink>
+      <w:r>
+        <w:t xml:space="preserve"> </w:t>
+      </w:r>
+      <w:r>
+        <w:t xml:space="preserve">·</w:t>
+      </w:r>
+      <w:r>
+        <w:t xml:space="preserve"> </w:t>
+      </w:r>
+      <w:hyperlink r:id="rId38">
+        <w:r>
+          <w:rPr>
+            <w:rStyle w:val="Hyperlink"/>
+          </w:rPr>
+          <w:t xml:space="preserve">Q2 2025</w:t>
+        </w:r>
+      </w:hyperlink>
+      <w:r>
+        <w:t xml:space="preserve"> </w:t>
+      </w:r>
+      <w:r>
+        <w:t xml:space="preserve">·</w:t>
+      </w:r>
+      <w:r>
+        <w:t xml:space="preserve"> </w:t>
+      </w:r>
+      <w:hyperlink r:id="rId39">
+        <w:r>
+          <w:rPr>
+            <w:rStyle w:val="Hyperlink"/>
+          </w:rPr>
+          <w:t xml:space="preserve">Q3 2025</w:t>
+        </w:r>
+      </w:hyperlink>
+      <w:r>
+        <w:t xml:space="preserve"> </w:t>
+      </w:r>
+      <w:r>
+        <w:t xml:space="preserve">·</w:t>
+      </w:r>
+      <w:r>
+        <w:t xml:space="preserve"> </w:t>
+      </w:r>
+      <w:hyperlink r:id="rId35">
+        <w:r>
+          <w:rPr>
+            <w:rStyle w:val="Hyperlink"/>
+          </w:rPr>
+          <w:t xml:space="preserve">Q4 &amp; FY2025</w:t>
+        </w:r>
+      </w:hyperlink>
+      <w:r>
+        <w:t xml:space="preserve"> </w:t>
+      </w:r>
+      <w:r>
+        <w:t xml:space="preserve">·</w:t>
+      </w:r>
+      <w:r>
+        <w:t xml:space="preserve"> </w:t>
+      </w:r>
+      <w:hyperlink r:id="rId17">
+        <w:r>
+          <w:rPr>
+            <w:rStyle w:val="Hyperlink"/>
+          </w:rPr>
+          <w:t xml:space="preserve">Q1 2026</w:t>
+        </w:r>
+      </w:hyperlink>
+      <w:r>
+        <w:t xml:space="preserve"> </w:t>
+      </w:r>
+      <w:r>
+        <w:t xml:space="preserve">11.</w:t>
+      </w:r>
+      <w:r>
+        <w:t xml:space="preserve"> </w:t>
+      </w:r>
+      <w:hyperlink r:id="rId24">
+        <w:r>
+          <w:rPr>
+            <w:rStyle w:val="Hyperlink"/>
+          </w:rPr>
+          <w:t xml:space="preserve">Preliminary Q1 2026 results / exit from non-strategic ad businesses</w:t>
+        </w:r>
+      </w:hyperlink>
+      <w:r>
+        <w:t xml:space="preserve"> </w:t>
+      </w:r>
+      <w:r>
+        <w:t xml:space="preserve">(Mar 26, 2026) ·</w:t>
+      </w:r>
+      <w:r>
+        <w:t xml:space="preserve"> </w:t>
+      </w:r>
+      <w:hyperlink r:id="rId58">
+        <w:r>
+          <w:rPr>
+            <w:rStyle w:val="Hyperlink"/>
+          </w:rPr>
+          <w:t xml:space="preserve">SEC 8-K exhibit</w:t>
+        </w:r>
+      </w:hyperlink>
+      <w:r>
+        <w:t xml:space="preserve"> </w:t>
+      </w:r>
+      <w:r>
+        <w:t xml:space="preserve">12.</w:t>
+      </w:r>
+      <w:r>
+        <w:t xml:space="preserve"> </w:t>
+      </w:r>
+      <w:hyperlink r:id="rId30">
+        <w:r>
+          <w:rPr>
+            <w:rStyle w:val="Hyperlink"/>
+          </w:rPr>
+          <w:t xml:space="preserve">Unity–ironSource merger press release (SEC EX-99.1)</w:t>
+        </w:r>
+      </w:hyperlink>
+      <w:r>
+        <w:t xml:space="preserve"> </w:t>
+      </w:r>
+      <w:r>
+        <w:t xml:space="preserve">— $4.4B, $1B EBITDA run-rate target</w:t>
+      </w:r>
+      <w:r>
+        <w:t xml:space="preserve"> </w:t>
+      </w:r>
+      <w:r>
+        <w:t xml:space="preserve">13.</w:t>
+      </w:r>
+      <w:r>
+        <w:t xml:space="preserve"> </w:t>
+      </w:r>
+      <w:hyperlink r:id="rId42">
+        <w:r>
+          <w:rPr>
+            <w:rStyle w:val="Hyperlink"/>
+          </w:rPr>
+          <w:t xml:space="preserve">Q4 FY2025 earnings call transcript</w:t>
+        </w:r>
+      </w:hyperlink>
+      <w:r>
+        <w:t xml:space="preserve"> </w:t>
+      </w:r>
+      <w:r>
+        <w:t xml:space="preserve">— Vector +72% in January, $1B run-rate goal</w:t>
+      </w:r>
+      <w:r>
+        <w:t xml:space="preserve"> </w:t>
+      </w:r>
+      <w:r>
+        <w:t xml:space="preserve">14.</w:t>
+      </w:r>
+      <w:r>
+        <w:t xml:space="preserve"> </w:t>
+      </w:r>
+      <w:hyperlink r:id="rId43">
+        <w:r>
+          <w:rPr>
+            <w:rStyle w:val="Hyperlink"/>
+          </w:rPr>
+          <w:t xml:space="preserve">Q1 FY2026 earnings call transcript</w:t>
+        </w:r>
+      </w:hyperlink>
+      <w:r>
+        <w:t xml:space="preserve"> </w:t>
+      </w:r>
+      <w:r>
+        <w:t xml:space="preserve">— Vector +80% YoY, 4th straight mid-teens quarter</w:t>
+      </w:r>
+    </w:p>
+    <w:p>
+      <w:pPr>
+        <w:pStyle w:val="BodyText"/>
+      </w:pPr>
+      <w:r>
+        <w:rPr>
+          <w:b/>
+          <w:bCs/>
+        </w:rPr>
+        <w:t xml:space="preserve">Analysis &amp; press</w:t>
+      </w:r>
+      <w:r>
+        <w:t xml:space="preserve"> </w:t>
+      </w:r>
+      <w:r>
+        <w:t xml:space="preserve">15.</w:t>
+      </w:r>
+      <w:r>
+        <w:t xml:space="preserve"> </w:t>
+      </w:r>
+      <w:hyperlink r:id="rId41">
+        <w:r>
+          <w:rPr>
+            <w:rStyle w:val="Hyperlink"/>
+          </w:rPr>
+          <w:t xml:space="preserve">Naavik —</w:t>
+        </w:r>
+        <w:r>
+          <w:rPr>
+            <w:rStyle w:val="Hyperlink"/>
+          </w:rPr>
+          <w:t xml:space="preserve"> </w:t>
+        </w:r>
+        <w:r>
+          <w:rPr>
+            <w:rStyle w:val="Hyperlink"/>
+          </w:rPr>
+          <w:t xml:space="preserve">“Unity’s Ad-Driven Turnaround”</w:t>
+        </w:r>
+      </w:hyperlink>
+      <w:r>
+        <w:t xml:space="preserve"> </w:t>
+      </w:r>
+      <w:r>
+        <w:t xml:space="preserve">(Apr 26, 2026)</w:t>
+      </w:r>
+      <w:r>
+        <w:t xml:space="preserve"> </w:t>
+      </w:r>
+      <w:r>
+        <w:t xml:space="preserve">16.</w:t>
+      </w:r>
+      <w:r>
+        <w:t xml:space="preserve"> </w:t>
+      </w:r>
+      <w:hyperlink r:id="rId27">
+        <w:r>
+          <w:rPr>
+            <w:rStyle w:val="Hyperlink"/>
+          </w:rPr>
+          <w:t xml:space="preserve">mobilegamer.biz — Unity to sell Supersonic and close the ironSource Ad Network</w:t>
+        </w:r>
+      </w:hyperlink>
+      <w:r>
+        <w:t xml:space="preserve"> </w:t>
+      </w:r>
+      <w:r>
+        <w:t xml:space="preserve">·</w:t>
+      </w:r>
+      <w:r>
+        <w:t xml:space="preserve"> </w:t>
+      </w:r>
+      <w:hyperlink r:id="rId40">
+        <w:r>
+          <w:rPr>
+            <w:rStyle w:val="Hyperlink"/>
+          </w:rPr>
+          <w:t xml:space="preserve">Unity to introduce Vector</w:t>
+        </w:r>
+      </w:hyperlink>
+      <w:r>
+        <w:t xml:space="preserve"> </w:t>
+      </w:r>
+      <w:r>
+        <w:t xml:space="preserve">17.</w:t>
+      </w:r>
+      <w:r>
+        <w:t xml:space="preserve"> </w:t>
+      </w:r>
+      <w:hyperlink r:id="rId47">
+        <w:r>
+          <w:rPr>
+            <w:rStyle w:val="Hyperlink"/>
+          </w:rPr>
+          <w:t xml:space="preserve">Calcalist/Ctech — Unity shuts down ironSource ad network</w:t>
+        </w:r>
+      </w:hyperlink>
+      <w:r>
+        <w:t xml:space="preserve"> </w:t>
+      </w:r>
+      <w:r>
+        <w:t xml:space="preserve">·</w:t>
+      </w:r>
+      <w:r>
+        <w:t xml:space="preserve"> </w:t>
+      </w:r>
+      <w:hyperlink r:id="rId46">
+        <w:r>
+          <w:rPr>
+            <w:rStyle w:val="Hyperlink"/>
+          </w:rPr>
+          <w:t xml:space="preserve">merger completed</w:t>
+        </w:r>
+      </w:hyperlink>
+      <w:r>
+        <w:t xml:space="preserve"> </w:t>
+      </w:r>
+      <w:r>
+        <w:t xml:space="preserve">18.</w:t>
+      </w:r>
+      <w:r>
+        <w:t xml:space="preserve"> </w:t>
+      </w:r>
+      <w:hyperlink r:id="rId25">
+        <w:r>
+          <w:rPr>
+            <w:rStyle w:val="Hyperlink"/>
+          </w:rPr>
+          <w:t xml:space="preserve">GamesIndustry.biz — ironSource shutdown in favour of Vector</w:t>
+        </w:r>
+      </w:hyperlink>
+      <w:r>
+        <w:t xml:space="preserve"> </w:t>
+      </w:r>
+      <w:r>
+        <w:t xml:space="preserve">·</w:t>
+      </w:r>
+      <w:r>
+        <w:t xml:space="preserve"> </w:t>
+      </w:r>
+      <w:hyperlink r:id="rId59">
+        <w:r>
+          <w:rPr>
+            <w:rStyle w:val="Hyperlink"/>
+          </w:rPr>
+          <w:t xml:space="preserve">Q4/FY2025 results</w:t>
+        </w:r>
+      </w:hyperlink>
+      <w:r>
+        <w:t xml:space="preserve"> </w:t>
+      </w:r>
+      <w:r>
+        <w:t xml:space="preserve">·</w:t>
+      </w:r>
+      <w:r>
+        <w:t xml:space="preserve"> </w:t>
+      </w:r>
+      <w:hyperlink r:id="rId60">
+        <w:r>
+          <w:rPr>
+            <w:rStyle w:val="Hyperlink"/>
+          </w:rPr>
+          <w:t xml:space="preserve">Q3 2025 results</w:t>
+        </w:r>
+      </w:hyperlink>
+      <w:r>
+        <w:t xml:space="preserve"> </w:t>
+      </w:r>
+      <w:r>
+        <w:t xml:space="preserve">·</w:t>
+      </w:r>
+      <w:r>
+        <w:t xml:space="preserve"> </w:t>
+      </w:r>
+      <w:hyperlink r:id="rId11">
+        <w:r>
+          <w:rPr>
+            <w:rStyle w:val="Hyperlink"/>
+          </w:rPr>
+          <w:t xml:space="preserve">“By The Numbers”</w:t>
+        </w:r>
+        <w:r>
+          <w:rPr>
+            <w:rStyle w:val="Hyperlink"/>
+          </w:rPr>
+          <w:t xml:space="preserve"> </w:t>
+        </w:r>
+        <w:r>
+          <w:rPr>
+            <w:rStyle w:val="Hyperlink"/>
+          </w:rPr>
+          <w:t xml:space="preserve">2015</w:t>
+        </w:r>
+      </w:hyperlink>
+      <w:r>
+        <w:t xml:space="preserve"> </w:t>
+      </w:r>
+      <w:r>
+        <w:t xml:space="preserve">19.</w:t>
+      </w:r>
+      <w:r>
+        <w:t xml:space="preserve"> </w:t>
+      </w:r>
+      <w:hyperlink r:id="rId26">
+        <w:r>
+          <w:rPr>
+            <w:rStyle w:val="Hyperlink"/>
+          </w:rPr>
+          <w:t xml:space="preserve">Game Developer — Unity sunsetting Ads Network, divesting Supersonic</w:t>
+        </w:r>
+      </w:hyperlink>
+      <w:r>
+        <w:t xml:space="preserve"> </w:t>
+      </w:r>
+      <w:r>
+        <w:t xml:space="preserve">20.</w:t>
+      </w:r>
+      <w:r>
+        <w:t xml:space="preserve"> </w:t>
+      </w:r>
+      <w:hyperlink r:id="rId13">
+        <w:r>
+          <w:rPr>
+            <w:rStyle w:val="Hyperlink"/>
+          </w:rPr>
+          <w:t xml:space="preserve">PocketGamer.biz — 5B monthly downloads / 253M monthly installs via Unity Ads</w:t>
+        </w:r>
+      </w:hyperlink>
+      <w:r>
+        <w:t xml:space="preserve"> </w:t>
+      </w:r>
+      <w:r>
+        <w:t xml:space="preserve">·</w:t>
+      </w:r>
+      <w:r>
+        <w:t xml:space="preserve"> </w:t>
+      </w:r>
+      <w:hyperlink r:id="rId52">
+        <w:r>
+          <w:rPr>
+            <w:rStyle w:val="Hyperlink"/>
+          </w:rPr>
+          <w:t xml:space="preserve">rewarded ad engagement +3.2%</w:t>
+        </w:r>
+      </w:hyperlink>
+      <w:r>
+        <w:t xml:space="preserve"> </w:t>
+      </w:r>
+      <w:r>
+        <w:t xml:space="preserve">·</w:t>
+      </w:r>
+      <w:r>
+        <w:t xml:space="preserve"> </w:t>
+      </w:r>
+      <w:hyperlink r:id="rId31">
+        <w:r>
+          <w:rPr>
+            <w:rStyle w:val="Hyperlink"/>
+          </w:rPr>
+          <w:t xml:space="preserve">20M installs/day, 2015</w:t>
+        </w:r>
+      </w:hyperlink>
+      <w:r>
+        <w:t xml:space="preserve"> </w:t>
+      </w:r>
+      <w:r>
+        <w:t xml:space="preserve">·</w:t>
+      </w:r>
+      <w:r>
+        <w:t xml:space="preserve"> </w:t>
+      </w:r>
+      <w:hyperlink r:id="rId61">
+        <w:r>
+          <w:rPr>
+            <w:rStyle w:val="Hyperlink"/>
+          </w:rPr>
+          <w:t xml:space="preserve">ironSource shutdown</w:t>
+        </w:r>
+      </w:hyperlink>
+      <w:r>
+        <w:t xml:space="preserve"> </w:t>
+      </w:r>
+      <w:r>
+        <w:t xml:space="preserve">21.</w:t>
+      </w:r>
+      <w:r>
+        <w:t xml:space="preserve"> </w:t>
+      </w:r>
+      <w:hyperlink r:id="rId44">
+        <w:r>
+          <w:rPr>
+            <w:rStyle w:val="Hyperlink"/>
+          </w:rPr>
+          <w:t xml:space="preserve">AdExchanger — Unity to acquire ironSource for $4.4B</w:t>
+        </w:r>
+      </w:hyperlink>
+      <w:r>
+        <w:t xml:space="preserve"> </w:t>
+      </w:r>
+      <w:r>
+        <w:t xml:space="preserve">·</w:t>
+      </w:r>
+      <w:r>
+        <w:t xml:space="preserve"> </w:t>
+      </w:r>
+      <w:hyperlink r:id="rId45">
+        <w:r>
+          <w:rPr>
+            <w:rStyle w:val="Hyperlink"/>
+          </w:rPr>
+          <w:t xml:space="preserve">TechCrunch — merger complete</w:t>
+        </w:r>
+      </w:hyperlink>
+      <w:r>
+        <w:t xml:space="preserve"> </w:t>
+      </w:r>
+      <w:r>
+        <w:t xml:space="preserve">22.</w:t>
+      </w:r>
+      <w:r>
+        <w:t xml:space="preserve"> </w:t>
+      </w:r>
+      <w:hyperlink r:id="rId53">
+        <w:r>
+          <w:rPr>
+            <w:rStyle w:val="Hyperlink"/>
+          </w:rPr>
+          <w:t xml:space="preserve">Gamesforum — 2024 Mobile Growth &amp; Monetization Report highlights</w:t>
+        </w:r>
+      </w:hyperlink>
+      <w:r>
+        <w:t xml:space="preserve"> </w:t>
+      </w:r>
+      <w:r>
+        <w:t xml:space="preserve">·</w:t>
+      </w:r>
+      <w:r>
+        <w:t xml:space="preserve"> </w:t>
+      </w:r>
+      <w:hyperlink r:id="rId56">
+        <w:r>
+          <w:rPr>
+            <w:rStyle w:val="Hyperlink"/>
+          </w:rPr>
+          <w:t xml:space="preserve">Game Dev Reports breakdown</w:t>
+        </w:r>
+      </w:hyperlink>
+      <w:r>
+        <w:t xml:space="preserve"> </w:t>
+      </w:r>
+      <w:r>
+        <w:t xml:space="preserve">·</w:t>
+      </w:r>
+      <w:r>
+        <w:t xml:space="preserve"> </w:t>
+      </w:r>
+      <w:hyperlink r:id="rId55">
+        <w:r>
+          <w:rPr>
+            <w:rStyle w:val="Hyperlink"/>
+          </w:rPr>
+          <w:t xml:space="preserve">ARPU Brothers breakdown</w:t>
+        </w:r>
+      </w:hyperlink>
+      <w:r>
+        <w:t xml:space="preserve"> </w:t>
+      </w:r>
+      <w:r>
+        <w:t xml:space="preserve">23.</w:t>
+      </w:r>
+      <w:r>
+        <w:t xml:space="preserve"> </w:t>
+      </w:r>
+      <w:hyperlink r:id="rId14">
+        <w:r>
+          <w:rPr>
+            <w:rStyle w:val="Hyperlink"/>
+          </w:rPr>
+          <w:t xml:space="preserve">Odeeo — partnership post citing current Unity reach data</w:t>
+        </w:r>
+      </w:hyperlink>
+      <w:r>
+        <w:t xml:space="preserve"> </w:t>
+      </w:r>
+      <w:r>
+        <w:t xml:space="preserve">(3B+ MAD, 86% of top 100, 71% of top 1,000)</w:t>
+      </w:r>
+      <w:r>
+        <w:t xml:space="preserve"> </w:t>
+      </w:r>
+      <w:r>
+        <w:t xml:space="preserve">24.</w:t>
+      </w:r>
+      <w:r>
+        <w:t xml:space="preserve"> </w:t>
+      </w:r>
+      <w:hyperlink r:id="rId50">
+        <w:r>
+          <w:rPr>
+            <w:rStyle w:val="Hyperlink"/>
+          </w:rPr>
+          <w:t xml:space="preserve">DigitalApplied — Mobile App Marketing Statistics 2026: Install Data</w:t>
+        </w:r>
+      </w:hyperlink>
+      <w:r>
+        <w:t xml:space="preserve"> </w:t>
+      </w:r>
+      <w:r>
+        <w:t xml:space="preserve">— CPI / spend-share benchmarks</w:t>
+      </w:r>
+    </w:p>
+    <w:bookmarkEnd w:id="62"/>
+    <w:bookmarkStart w:id="63" w:name="unverified-or-corrected-in-this-pass"/>
+    <w:p>
+      <w:pPr>
+        <w:pStyle w:val="Heading3"/>
+      </w:pPr>
+      <w:r>
+        <w:t xml:space="preserve">⚑ Unverified or corrected in this pass</w:t>
       </w:r>
     </w:p>
     <w:p>
@@ -2682,19 +5147,44 @@
         </w:numPr>
       </w:pPr>
       <w:r>
-        <w:t xml:space="preserve">Unity</w:t>
-      </w:r>
-      <w:r>
-        <w:t xml:space="preserve"> </w:t>
-      </w:r>
-      <w:r>
-        <w:t xml:space="preserve">“By The Numbers”</w:t>
-      </w:r>
-      <w:r>
-        <w:t xml:space="preserve"> </w:t>
-      </w:r>
-      <w:r>
-        <w:t xml:space="preserve">report (Sept 2015) — install-event &amp; device data</w:t>
+        <w:rPr>
+          <w:b/>
+          <w:bCs/>
+        </w:rPr>
+        <w:t xml:space="preserve">Aura</w:t>
+      </w:r>
+      <w:r>
+        <w:rPr>
+          <w:b/>
+          <w:bCs/>
+        </w:rPr>
+        <w:t xml:space="preserve"> </w:t>
+      </w:r>
+      <w:r>
+        <w:rPr>
+          <w:b/>
+          <w:bCs/>
+        </w:rPr>
+        <w:t xml:space="preserve">“2.3B devices, June 2025”</w:t>
+      </w:r>
+      <w:r>
+        <w:t xml:space="preserve"> </w:t>
+      </w:r>
+      <w:r>
+        <w:t xml:space="preserve">→ live Unity page says</w:t>
+      </w:r>
+      <w:r>
+        <w:t xml:space="preserve"> </w:t>
+      </w:r>
+      <w:r>
+        <w:rPr>
+          <w:b/>
+          <w:bCs/>
+        </w:rPr>
+        <w:t xml:space="preserve">2B+, as of December 2024</w:t>
+      </w:r>
+      <w:r>
+        <w:t xml:space="preserve">.</w:t>
       </w:r>
     </w:p>
     <w:p>
@@ -2706,7 +5196,30 @@
         </w:numPr>
       </w:pPr>
       <w:r>
-        <w:t xml:space="preserve">Unity 2021 Gaming Report — 5B monthly downloads, 2.8B MAU</w:t>
+        <w:rPr>
+          <w:b/>
+          <w:bCs/>
+        </w:rPr>
+        <w:t xml:space="preserve">“85% of top 100 games (Apr–May 2025)”</w:t>
+      </w:r>
+      <w:r>
+        <w:t xml:space="preserve"> </w:t>
+      </w:r>
+      <w:r>
+        <w:t xml:space="preserve">→ Unity’s current published figure is</w:t>
+      </w:r>
+      <w:r>
+        <w:t xml:space="preserve"> </w:t>
+      </w:r>
+      <w:r>
+        <w:rPr>
+          <w:b/>
+          <w:bCs/>
+        </w:rPr>
+        <w:t xml:space="preserve">86%, Jan 4–17 2026 window</w:t>
+      </w:r>
+      <w:r>
+        <w:t xml:space="preserve">.</w:t>
       </w:r>
     </w:p>
     <w:p>
@@ -2718,7 +5231,31 @@
         </w:numPr>
       </w:pPr>
       <w:r>
-        <w:t xml:space="preserve">Unity 2024 Gaming Report / Growth &amp; Monetization Report — 342B ad views, engagement stats</w:t>
+        <w:rPr>
+          <w:b/>
+          <w:bCs/>
+        </w:rPr>
+        <w:t xml:space="preserve">Tapjoy</w:t>
+      </w:r>
+      <w:r>
+        <w:rPr>
+          <w:b/>
+          <w:bCs/>
+        </w:rPr>
+        <w:t xml:space="preserve"> </w:t>
+      </w:r>
+      <w:r>
+        <w:rPr>
+          <w:b/>
+          <w:bCs/>
+        </w:rPr>
+        <w:t xml:space="preserve">“100M+ monthly event conversions”</w:t>
+      </w:r>
+      <w:r>
+        <w:t xml:space="preserve"> </w:t>
+      </w:r>
+      <w:r>
+        <w:t xml:space="preserve">→ no public Unity source found; treat as internal/unsourced.</w:t>
       </w:r>
     </w:p>
     <w:p>
@@ -2730,69 +5267,51 @@
         </w:numPr>
       </w:pPr>
       <w:r>
-        <w:t xml:space="preserve">Unity.com/grow, unity.com/products/unity-ads, unity.com/solutions/user-acquisition — Aura, Tapjoy, top-100 adoption</w:t>
+        <w:rPr>
+          <w:b/>
+          <w:bCs/>
+        </w:rPr>
+        <w:t xml:space="preserve">“3B+ combined Unity + ironSource MAU cited at merger (2022)”</w:t>
+      </w:r>
+      <w:r>
+        <w:t xml:space="preserve"> </w:t>
+      </w:r>
+      <w:r>
+        <w:t xml:space="preserve">→ not in the merger press release; Unity separately reported</w:t>
+      </w:r>
+      <w:r>
+        <w:t xml:space="preserve"> </w:t>
+      </w:r>
+      <w:r>
+        <w:rPr>
+          <w:b/>
+          <w:bCs/>
+        </w:rPr>
+        <w:t xml:space="preserve">3.9B MAU in Q4 2021</w:t>
+      </w:r>
+      <w:r>
+        <w:t xml:space="preserve">, and</w:t>
+      </w:r>
+      <w:r>
+        <w:t xml:space="preserve"> </w:t>
+      </w:r>
+      <w:r>
+        <w:rPr>
+          <w:b/>
+          <w:bCs/>
+        </w:rPr>
+        <w:t xml:space="preserve">3B+ unique monthly active devices</w:t>
+      </w:r>
+      <w:r>
+        <w:t xml:space="preserve"> </w:t>
+      </w:r>
+      <w:r>
+        <w:t xml:space="preserve">as a 2025/26 figure.</w:t>
       </w:r>
     </w:p>
-    <w:p>
-      <w:pPr>
-        <w:pStyle w:val="Compact"/>
-        <w:numPr>
-          <w:ilvl w:val="0"/>
-          <w:numId w:val="1002"/>
-        </w:numPr>
-      </w:pPr>
-      <w:r>
-        <w:t xml:space="preserve">Unity Q1–Q4 2025 &amp; Q1 2026 financial results (investors.unity.com); Q4 2025 earnings call</w:t>
-      </w:r>
-    </w:p>
-    <w:p>
-      <w:pPr>
-        <w:pStyle w:val="Compact"/>
-        <w:numPr>
-          <w:ilvl w:val="0"/>
-          <w:numId w:val="1002"/>
-        </w:numPr>
-      </w:pPr>
-      <w:r>
-        <w:t xml:space="preserve">Naavik,</w:t>
-      </w:r>
-      <w:r>
-        <w:t xml:space="preserve"> </w:t>
-      </w:r>
-      <w:r>
-        <w:t xml:space="preserve">“Unity’s Ad-Driven Turnaround”</w:t>
-      </w:r>
-      <w:r>
-        <w:t xml:space="preserve">; MobileGamer.biz; Calcalist/Ctech — Vector &amp; ironSource wind-down</w:t>
-      </w:r>
-    </w:p>
-    <w:p>
-      <w:pPr>
-        <w:pStyle w:val="Compact"/>
-        <w:numPr>
-          <w:ilvl w:val="0"/>
-          <w:numId w:val="1002"/>
-        </w:numPr>
-      </w:pPr>
-      <w:r>
-        <w:t xml:space="preserve">AdExchanger, Singular, Unity merger press releases — ironSource $4.4B deal, 3B+ MAU reach</w:t>
-      </w:r>
-    </w:p>
-    <w:p>
-      <w:pPr>
-        <w:pStyle w:val="Compact"/>
-        <w:numPr>
-          <w:ilvl w:val="0"/>
-          <w:numId w:val="1002"/>
-        </w:numPr>
-      </w:pPr>
-      <w:r>
-        <w:t xml:space="preserve">DigitalApplied 2026 mobile install benchmarks — CPI / spend-share data</w:t>
-      </w:r>
-    </w:p>
-    <w:bookmarkEnd w:id="14"/>
-    <w:bookmarkEnd w:id="15"/>
-    <w:bookmarkEnd w:id="16"/>
+    <w:bookmarkEnd w:id="63"/>
+    <w:bookmarkEnd w:id="64"/>
+    <w:bookmarkEnd w:id="65"/>
     <w:sectPr>
       <w:footnotePr>
         <w:numRestart w:val="eachSect"/>
